--- a/docs/manuals/manual-telesales-agent.docx
+++ b/docs/manuals/manual-telesales-agent.docx
@@ -60,9 +60,214 @@
         </w:p>
       </w:sdtContent>
     </w:sdt>
-    <w:p>
-      <w:pPr>
-        <w:pStyle w:val="FirstParagraph"/>
+    <w:tbl>
+      <w:tblPr>
+        <w:tblStyle w:val="Table"/>
+        <w:tblW w:type="pct" w:w="5000"/>
+        <w:tblLook w:firstRow="1" w:lastRow="0" w:firstColumn="0" w:lastColumn="0" w:noHBand="0" w:noVBand="0" w:val="0020"/>
+        <w:jc w:val="start"/>
+      </w:tblPr>
+      <w:tblGrid>
+        <w:gridCol w:w="1584"/>
+        <w:gridCol w:w="1584"/>
+        <w:gridCol w:w="1584"/>
+        <w:gridCol w:w="1584"/>
+        <w:gridCol w:w="1584"/>
+      </w:tblGrid>
+      <w:tr>
+        <w:trPr>
+          <w:tblHeader w:val="true"/>
+          <w:tblHeader w:val="true"/>
+        </w:trPr>
+        <w:tc>
+          <w:tcPr>
+            <w:shd w:val="clear" w:color="auto" w:fill="213368"/>
+          </w:tcPr>
+          <w:p>
+            <w:pPr>
+              <w:pStyle w:val="Compact"/>
+              <w:spacing w:before="20" w:after="20"/>
+              <w:jc w:val="left"/>
+            </w:pPr>
+            <w:r>
+              <w:rPr>
+                <w:b/>
+                <w:color w:val="FFFFFF"/>
+                <w:sz w:val="17"/>
+              </w:rPr>
+              <w:t xml:space="preserve">Document</w:t>
+            </w:r>
+          </w:p>
+        </w:tc>
+        <w:tc>
+          <w:tcPr>
+            <w:shd w:val="clear" w:color="auto" w:fill="213368"/>
+          </w:tcPr>
+          <w:p>
+            <w:pPr>
+              <w:pStyle w:val="Compact"/>
+              <w:spacing w:before="20" w:after="20"/>
+              <w:jc w:val="left"/>
+            </w:pPr>
+            <w:r>
+              <w:rPr>
+                <w:b/>
+                <w:color w:val="FFFFFF"/>
+                <w:sz w:val="17"/>
+              </w:rPr>
+              <w:t xml:space="preserve">Version</w:t>
+            </w:r>
+          </w:p>
+        </w:tc>
+        <w:tc>
+          <w:tcPr>
+            <w:shd w:val="clear" w:color="auto" w:fill="213368"/>
+          </w:tcPr>
+          <w:p>
+            <w:pPr>
+              <w:pStyle w:val="Compact"/>
+              <w:spacing w:before="20" w:after="20"/>
+              <w:jc w:val="left"/>
+            </w:pPr>
+            <w:r>
+              <w:rPr>
+                <w:b/>
+                <w:color w:val="FFFFFF"/>
+                <w:sz w:val="17"/>
+              </w:rPr>
+              <w:t xml:space="preserve">Date</w:t>
+            </w:r>
+          </w:p>
+        </w:tc>
+        <w:tc>
+          <w:tcPr>
+            <w:shd w:val="clear" w:color="auto" w:fill="213368"/>
+          </w:tcPr>
+          <w:p>
+            <w:pPr>
+              <w:pStyle w:val="Compact"/>
+              <w:spacing w:before="20" w:after="20"/>
+              <w:jc w:val="left"/>
+            </w:pPr>
+            <w:r>
+              <w:rPr>
+                <w:b/>
+                <w:color w:val="FFFFFF"/>
+                <w:sz w:val="17"/>
+              </w:rPr>
+              <w:t xml:space="preserve">Owner</w:t>
+            </w:r>
+          </w:p>
+        </w:tc>
+        <w:tc>
+          <w:tcPr>
+            <w:shd w:val="clear" w:color="auto" w:fill="213368"/>
+          </w:tcPr>
+          <w:p>
+            <w:pPr>
+              <w:pStyle w:val="Compact"/>
+              <w:spacing w:before="20" w:after="20"/>
+              <w:jc w:val="left"/>
+            </w:pPr>
+            <w:r>
+              <w:rPr>
+                <w:b/>
+                <w:color w:val="FFFFFF"/>
+                <w:sz w:val="17"/>
+              </w:rPr>
+              <w:t xml:space="preserve">Status</w:t>
+            </w:r>
+          </w:p>
+        </w:tc>
+      </w:tr>
+      <w:tr>
+        <w:tc>
+          <w:tcPr/>
+          <w:p>
+            <w:pPr>
+              <w:pStyle w:val="Compact"/>
+              <w:spacing w:before="20" w:after="20"/>
+              <w:jc w:val="left"/>
+            </w:pPr>
+            <w:r>
+              <w:rPr>
+                <w:sz w:val="17"/>
+              </w:rPr>
+              <w:t xml:space="preserve">Telesales Agent Manual</w:t>
+            </w:r>
+          </w:p>
+        </w:tc>
+        <w:tc>
+          <w:tcPr>
+            <w:noWrap/>
+          </w:tcPr>
+          <w:p>
+            <w:pPr>
+              <w:pStyle w:val="Compact"/>
+              <w:spacing w:before="20" w:after="20"/>
+              <w:jc w:val="left"/>
+            </w:pPr>
+            <w:r>
+              <w:rPr>
+                <w:sz w:val="17"/>
+              </w:rPr>
+              <w:t xml:space="preserve">1.0</w:t>
+            </w:r>
+          </w:p>
+        </w:tc>
+        <w:tc>
+          <w:tcPr/>
+          <w:p>
+            <w:pPr>
+              <w:pStyle w:val="Compact"/>
+              <w:spacing w:before="20" w:after="20"/>
+              <w:jc w:val="left"/>
+            </w:pPr>
+            <w:r>
+              <w:rPr>
+                <w:sz w:val="17"/>
+              </w:rPr>
+              <w:t xml:space="preserve">07 October 2026</w:t>
+            </w:r>
+          </w:p>
+        </w:tc>
+        <w:tc>
+          <w:tcPr/>
+          <w:p>
+            <w:pPr>
+              <w:pStyle w:val="Compact"/>
+              <w:spacing w:before="20" w:after="20"/>
+              <w:jc w:val="left"/>
+            </w:pPr>
+            <w:r>
+              <w:rPr>
+                <w:sz w:val="17"/>
+              </w:rPr>
+              <w:t xml:space="preserve">iorta TechNXT — Business Analysis and UX</w:t>
+            </w:r>
+          </w:p>
+        </w:tc>
+        <w:tc>
+          <w:tcPr/>
+          <w:p>
+            <w:pPr>
+              <w:pStyle w:val="Compact"/>
+              <w:spacing w:before="20" w:after="20"/>
+              <w:jc w:val="left"/>
+            </w:pPr>
+            <w:r>
+              <w:rPr>
+                <w:sz w:val="17"/>
+              </w:rPr>
+              <w:t xml:space="preserve">Issued for submission</w:t>
+            </w:r>
+          </w:p>
+        </w:tc>
+      </w:tr>
+    </w:tbl>
+    <w:p>
+      <w:pPr>
+        <w:pStyle w:val="BodyText"/>
       </w:pPr>
       <w:r>
         <w:rPr>
@@ -200,7 +405,7 @@
         <w:t xml:space="preserve">profile:read_pii</w:t>
       </w:r>
       <w:r>
-        <w:t xml:space="preserve">), quote (</w:t>
+        <w:t xml:space="preserve">), quote and send quotes to the customer (</w:t>
       </w:r>
       <w:r>
         <w:rPr>
@@ -209,39 +414,30 @@
         <w:t xml:space="preserve">quote:create</w:t>
       </w:r>
       <w:r>
-        <w:t xml:space="preserve">), issue policies (</w:t>
+        <w:t xml:space="preserve">), view policies (</w:t>
       </w:r>
       <w:r>
         <w:rPr>
           <w:rStyle w:val="VerbatimChar"/>
         </w:rPr>
-        <w:t xml:space="preserve">policy:issue</w:t>
-      </w:r>
-      <w:r>
-        <w:t xml:space="preserve">), view policies (</w:t>
+        <w:t xml:space="preserve">policy:read</w:t>
+      </w:r>
+      <w:r>
+        <w:t xml:space="preserve">), use the voice bot console (</w:t>
       </w:r>
       <w:r>
         <w:rPr>
           <w:rStyle w:val="VerbatimChar"/>
         </w:rPr>
-        <w:t xml:space="preserve">policy:read</w:t>
-      </w:r>
-      <w:r>
-        <w:t xml:space="preserve">), use the voice bot console (</w:t>
+        <w:t xml:space="preserve">voice:operate</w:t>
+      </w:r>
+      <w:r>
+        <w:t xml:space="preserve">), read leads (</w:t>
       </w:r>
       <w:r>
         <w:rPr>
           <w:rStyle w:val="VerbatimChar"/>
         </w:rPr>
-        <w:t xml:space="preserve">voice:operate</w:t>
-      </w:r>
-      <w:r>
-        <w:t xml:space="preserve">), read leads (</w:t>
-      </w:r>
-      <w:r>
-        <w:rPr>
-          <w:rStyle w:val="VerbatimChar"/>
-        </w:rPr>
         <w:t xml:space="preserve">leads:read</w:t>
       </w:r>
       <w:r>
@@ -277,6 +473,24 @@
       </w:r>
       <w:r>
         <w:t xml:space="preserve">. You see handoffs that are unassigned or assigned to you. Other agents' claimed handoffs are hidden.</w:t>
+      </w:r>
+    </w:p>
+    <w:p>
+      <w:pPr>
+        <w:pStyle w:val="BodyText"/>
+      </w:pPr>
+      <w:r>
+        <w:rPr>
+          <w:bCs/>
+          <w:b/>
+        </w:rPr>
+        <w:t xml:space="preserve">You never take payment.</w:t>
+      </w:r>
+      <w:r>
+        <w:t xml:space="preserve"> </w:t>
+      </w:r>
+      <w:r>
+        <w:t xml:space="preserve">You prepare a quote and send it to the customer's VETC app. The customer confirms and pays there.</w:t>
       </w:r>
     </w:p>
     <w:p>
@@ -385,7 +599,7 @@
           <w:bCs/>
           <w:b/>
         </w:rPr>
-        <w:t xml:space="preserve">claim → prepare → call → quote → send the one-tap link (or issue) → record the outcome</w:t>
+        <w:t xml:space="preserve">claim → prepare → call → quote → send the quote to the customer's VETC app → record the outcome</w:t>
       </w:r>
       <w:r>
         <w:t xml:space="preserve">.</w:t>
@@ -513,7 +727,107 @@
         <w:t xml:space="preserve"> </w:t>
       </w:r>
       <w:r>
-        <w:t xml:space="preserve">a list of handoff cards for your region, newest first. Each card shows:</w:t>
+        <w:t xml:space="preserve">a list of handoffs for your region. Each row shows</w:t>
+      </w:r>
+      <w:r>
+        <w:t xml:space="preserve"> </w:t>
+      </w:r>
+      <w:r>
+        <w:rPr>
+          <w:bCs/>
+          <w:b/>
+        </w:rPr>
+        <w:t xml:space="preserve">Plate</w:t>
+      </w:r>
+      <w:r>
+        <w:t xml:space="preserve">,</w:t>
+      </w:r>
+      <w:r>
+        <w:t xml:space="preserve"> </w:t>
+      </w:r>
+      <w:r>
+        <w:rPr>
+          <w:bCs/>
+          <w:b/>
+        </w:rPr>
+        <w:t xml:space="preserve">Score</w:t>
+      </w:r>
+      <w:r>
+        <w:t xml:space="preserve">,</w:t>
+      </w:r>
+      <w:r>
+        <w:t xml:space="preserve"> </w:t>
+      </w:r>
+      <w:r>
+        <w:rPr>
+          <w:bCs/>
+          <w:b/>
+        </w:rPr>
+        <w:t xml:space="preserve">Days</w:t>
+      </w:r>
+      <w:r>
+        <w:t xml:space="preserve"> </w:t>
+      </w:r>
+      <w:r>
+        <w:t xml:space="preserve">(days to expiry; negative means lapsed),</w:t>
+      </w:r>
+      <w:r>
+        <w:t xml:space="preserve"> </w:t>
+      </w:r>
+      <w:r>
+        <w:rPr>
+          <w:bCs/>
+          <w:b/>
+        </w:rPr>
+        <w:t xml:space="preserve">Reason</w:t>
+      </w:r>
+      <w:r>
+        <w:t xml:space="preserve">,</w:t>
+      </w:r>
+      <w:r>
+        <w:t xml:space="preserve"> </w:t>
+      </w:r>
+      <w:r>
+        <w:rPr>
+          <w:bCs/>
+          <w:b/>
+        </w:rPr>
+        <w:t xml:space="preserve">Status</w:t>
+      </w:r>
+      <w:r>
+        <w:t xml:space="preserve"> </w:t>
+      </w:r>
+      <w:r>
+        <w:t xml:space="preserve">and</w:t>
+      </w:r>
+      <w:r>
+        <w:t xml:space="preserve"> </w:t>
+      </w:r>
+      <w:r>
+        <w:rPr>
+          <w:bCs/>
+          <w:b/>
+        </w:rPr>
+        <w:t xml:space="preserve">Created</w:t>
+      </w:r>
+      <w:r>
+        <w:t xml:space="preserve">. Select a row to open the</w:t>
+      </w:r>
+      <w:r>
+        <w:t xml:space="preserve"> </w:t>
+      </w:r>
+      <w:r>
+        <w:rPr>
+          <w:bCs/>
+          <w:b/>
+        </w:rPr>
+        <w:t xml:space="preserve">handoff detail</w:t>
+      </w:r>
+      <w:r>
+        <w:t xml:space="preserve"> </w:t>
+      </w:r>
+      <w:r>
+        <w:t xml:space="preserve">next to the list:</w:t>
       </w:r>
     </w:p>
     <w:tbl>
@@ -539,12 +853,14 @@
           <w:p>
             <w:pPr>
               <w:pStyle w:val="Compact"/>
+              <w:spacing w:before="20" w:after="20"/>
               <w:jc w:val="left"/>
             </w:pPr>
             <w:r>
               <w:rPr>
                 <w:b/>
                 <w:color w:val="FFFFFF"/>
+                <w:sz w:val="18"/>
               </w:rPr>
               <w:t xml:space="preserve">Field</w:t>
             </w:r>
@@ -557,12 +873,14 @@
           <w:p>
             <w:pPr>
               <w:pStyle w:val="Compact"/>
+              <w:spacing w:before="20" w:after="20"/>
               <w:jc w:val="left"/>
             </w:pPr>
             <w:r>
               <w:rPr>
                 <w:b/>
                 <w:color w:val="FFFFFF"/>
+                <w:sz w:val="18"/>
               </w:rPr>
               <w:t xml:space="preserve">Meaning</w:t>
             </w:r>
@@ -575,38 +893,30 @@
           <w:p>
             <w:pPr>
               <w:pStyle w:val="Compact"/>
-              <w:jc w:val="left"/>
-            </w:pPr>
-            <w:r>
-              <w:t xml:space="preserve">Plate +</w:t>
-            </w:r>
-            <w:r>
-              <w:t xml:space="preserve"> </w:t>
-            </w:r>
-            <w:r>
-              <w:rPr>
-                <w:bCs/>
-                <w:b/>
-              </w:rPr>
-              <w:t xml:space="preserve">Plate verified</w:t>
-            </w:r>
-            <w:r>
-              <w:t xml:space="preserve"> </w:t>
-            </w:r>
-            <w:r>
-              <w:t xml:space="preserve">✓</w:t>
-            </w:r>
-          </w:p>
-        </w:tc>
-        <w:tc>
-          <w:tcPr/>
-          <w:p>
-            <w:pPr>
-              <w:pStyle w:val="Compact"/>
-              <w:jc w:val="left"/>
-            </w:pPr>
-            <w:r>
-              <w:t xml:space="preserve">The customer said the plate to the voice bot and it matched our record</w:t>
+              <w:spacing w:before="20" w:after="20"/>
+              <w:jc w:val="left"/>
+            </w:pPr>
+            <w:r>
+              <w:rPr>
+                <w:sz w:val="18"/>
+              </w:rPr>
+              <w:t xml:space="preserve">Plate and status badge</w:t>
+            </w:r>
+          </w:p>
+        </w:tc>
+        <w:tc>
+          <w:tcPr/>
+          <w:p>
+            <w:pPr>
+              <w:pStyle w:val="Compact"/>
+              <w:spacing w:before="20" w:after="20"/>
+              <w:jc w:val="left"/>
+            </w:pPr>
+            <w:r>
+              <w:rPr>
+                <w:sz w:val="18"/>
+              </w:rPr>
+              <w:t xml:space="preserve">The vehicle and the handoff status</w:t>
             </w:r>
           </w:p>
         </w:tc>
@@ -617,22 +927,30 @@
           <w:p>
             <w:pPr>
               <w:pStyle w:val="Compact"/>
-              <w:jc w:val="left"/>
-            </w:pPr>
-            <w:r>
-              <w:t xml:space="preserve">Name, phone (masked on the card)</w:t>
-            </w:r>
-          </w:p>
-        </w:tc>
-        <w:tc>
-          <w:tcPr/>
-          <w:p>
-            <w:pPr>
-              <w:pStyle w:val="Compact"/>
-              <w:jc w:val="left"/>
-            </w:pPr>
-            <w:r>
-              <w:t xml:space="preserve">Full details are in Customer 360</w:t>
+              <w:spacing w:before="20" w:after="20"/>
+              <w:jc w:val="left"/>
+            </w:pPr>
+            <w:r>
+              <w:rPr>
+                <w:sz w:val="18"/>
+              </w:rPr>
+              <w:t xml:space="preserve">Customer, Phone</w:t>
+            </w:r>
+          </w:p>
+        </w:tc>
+        <w:tc>
+          <w:tcPr/>
+          <w:p>
+            <w:pPr>
+              <w:pStyle w:val="Compact"/>
+              <w:spacing w:before="20" w:after="20"/>
+              <w:jc w:val="left"/>
+            </w:pPr>
+            <w:r>
+              <w:rPr>
+                <w:sz w:val="18"/>
+              </w:rPr>
+              <w:t xml:space="preserve">Name and masked phone ("dial from the official hotline"). Full details are in Customer 360.</w:t>
             </w:r>
           </w:p>
         </w:tc>
@@ -643,61 +961,85 @@
           <w:p>
             <w:pPr>
               <w:pStyle w:val="Compact"/>
-              <w:jc w:val="left"/>
-            </w:pPr>
-            <w:r>
-              <w:t xml:space="preserve">Journey</w:t>
-            </w:r>
-          </w:p>
-        </w:tc>
-        <w:tc>
-          <w:tcPr/>
-          <w:p>
-            <w:pPr>
-              <w:pStyle w:val="Compact"/>
-              <w:jc w:val="left"/>
-            </w:pPr>
-            <w:r>
-              <w:t xml:space="preserve">Renewal, conquest, lapsed recovery or new vehicle</w:t>
+              <w:spacing w:before="20" w:after="20"/>
+              <w:jc w:val="left"/>
+            </w:pPr>
+            <w:r>
+              <w:rPr>
+                <w:sz w:val="18"/>
+              </w:rPr>
+              <w:t xml:space="preserve">Plate verified</w:t>
+            </w:r>
+          </w:p>
+        </w:tc>
+        <w:tc>
+          <w:tcPr/>
+          <w:p>
+            <w:pPr>
+              <w:pStyle w:val="Compact"/>
+              <w:spacing w:before="20" w:after="20"/>
+              <w:jc w:val="left"/>
+            </w:pPr>
+            <w:r>
+              <w:rPr>
+                <w:sz w:val="18"/>
+              </w:rPr>
+              <w:t xml:space="preserve">"Yes — by customer on the bot call" when the customer said the plate and it matched our record</w:t>
             </w:r>
           </w:p>
         </w:tc>
       </w:tr>
       <w:tr>
         <w:tc>
-          <w:tcPr/>
-          <w:p>
-            <w:pPr>
-              <w:pStyle w:val="Compact"/>
-              <w:jc w:val="left"/>
-            </w:pPr>
-            <w:r>
-              <w:t xml:space="preserve">Expiry / Days</w:t>
-            </w:r>
-          </w:p>
-        </w:tc>
-        <w:tc>
-          <w:tcPr/>
-          <w:p>
-            <w:pPr>
-              <w:pStyle w:val="Compact"/>
-              <w:jc w:val="left"/>
-            </w:pPr>
-            <w:r>
-              <w:t xml:space="preserve">Current cover end date and days left (negative means lapsed)</w:t>
+          <w:tcPr>
+            <w:noWrap/>
+          </w:tcPr>
+          <w:p>
+            <w:pPr>
+              <w:pStyle w:val="Compact"/>
+              <w:spacing w:before="20" w:after="20"/>
+              <w:jc w:val="left"/>
+            </w:pPr>
+            <w:r>
+              <w:rPr>
+                <w:sz w:val="18"/>
+              </w:rPr>
+              <w:t xml:space="preserve">Expiry</w:t>
+            </w:r>
+          </w:p>
+        </w:tc>
+        <w:tc>
+          <w:tcPr/>
+          <w:p>
+            <w:pPr>
+              <w:pStyle w:val="Compact"/>
+              <w:spacing w:before="20" w:after="20"/>
+              <w:jc w:val="left"/>
+            </w:pPr>
+            <w:r>
+              <w:rPr>
+                <w:sz w:val="18"/>
+              </w:rPr>
+              <w:t xml:space="preserve">Current cover end date and days left</w:t>
             </w:r>
           </w:p>
         </w:tc>
       </w:tr>
       <w:tr>
         <w:tc>
-          <w:tcPr/>
-          <w:p>
-            <w:pPr>
-              <w:pStyle w:val="Compact"/>
-              <w:jc w:val="left"/>
-            </w:pPr>
-            <w:r>
+          <w:tcPr>
+            <w:noWrap/>
+          </w:tcPr>
+          <w:p>
+            <w:pPr>
+              <w:pStyle w:val="Compact"/>
+              <w:spacing w:before="20" w:after="20"/>
+              <w:jc w:val="left"/>
+            </w:pPr>
+            <w:r>
+              <w:rPr>
+                <w:sz w:val="18"/>
+              </w:rPr>
               <w:t xml:space="preserve">Premium</w:t>
             </w:r>
           </w:p>
@@ -707,9 +1049,13 @@
           <w:p>
             <w:pPr>
               <w:pStyle w:val="Compact"/>
-              <w:jc w:val="left"/>
-            </w:pPr>
-            <w:r>
+              <w:spacing w:before="20" w:after="20"/>
+              <w:jc w:val="left"/>
+            </w:pPr>
+            <w:r>
+              <w:rPr>
+                <w:sz w:val="18"/>
+              </w:rPr>
               <w:t xml:space="preserve">TNDS premium including VAT</w:t>
             </w:r>
           </w:p>
@@ -721,22 +1067,80 @@
           <w:p>
             <w:pPr>
               <w:pStyle w:val="Compact"/>
-              <w:jc w:val="left"/>
-            </w:pPr>
-            <w:r>
-              <w:t xml:space="preserve">Score</w:t>
-            </w:r>
-          </w:p>
-        </w:tc>
-        <w:tc>
-          <w:tcPr/>
-          <w:p>
-            <w:pPr>
-              <w:pStyle w:val="Compact"/>
-              <w:jc w:val="left"/>
-            </w:pPr>
-            <w:r>
-              <w:t xml:space="preserve">Lead score 0–100</w:t>
+              <w:spacing w:before="20" w:after="20"/>
+              <w:jc w:val="left"/>
+            </w:pPr>
+            <w:r>
+              <w:rPr>
+                <w:sz w:val="18"/>
+              </w:rPr>
+              <w:t xml:space="preserve">Journey / reason</w:t>
+            </w:r>
+          </w:p>
+        </w:tc>
+        <w:tc>
+          <w:tcPr/>
+          <w:p>
+            <w:pPr>
+              <w:pStyle w:val="Compact"/>
+              <w:spacing w:before="20" w:after="20"/>
+              <w:jc w:val="left"/>
+            </w:pPr>
+            <w:r>
+              <w:rPr>
+                <w:sz w:val="18"/>
+              </w:rPr>
+              <w:t xml:space="preserve">The journey (renewal, conquest, lapsed recovery or new vehicle) and why it was handed over, for example</w:t>
+            </w:r>
+            <w:r>
+              <w:rPr>
+                <w:sz w:val="18"/>
+              </w:rPr>
+              <w:t xml:space="preserve"> </w:t>
+            </w:r>
+            <w:r>
+              <w:rPr>
+                <w:rStyle w:val="VerbatimChar"/>
+                <w:sz w:val="18"/>
+              </w:rPr>
+              <w:t xml:space="preserve">hot_handoff</w:t>
+            </w:r>
+            <w:r>
+              <w:rPr>
+                <w:sz w:val="18"/>
+              </w:rPr>
+              <w:t xml:space="preserve"> </w:t>
+            </w:r>
+            <w:r>
+              <w:rPr>
+                <w:sz w:val="18"/>
+              </w:rPr>
+              <w:t xml:space="preserve">(customer asked for an advisor) or</w:t>
+            </w:r>
+            <w:r>
+              <w:rPr>
+                <w:sz w:val="18"/>
+              </w:rPr>
+              <w:t xml:space="preserve"> </w:t>
+            </w:r>
+            <w:r>
+              <w:rPr>
+                <w:rStyle w:val="VerbatimChar"/>
+                <w:sz w:val="18"/>
+              </w:rPr>
+              <w:t xml:space="preserve">journey_escalation</w:t>
+            </w:r>
+            <w:r>
+              <w:rPr>
+                <w:sz w:val="18"/>
+              </w:rPr>
+              <w:t xml:space="preserve"> </w:t>
+            </w:r>
+            <w:r>
+              <w:rPr>
+                <w:sz w:val="18"/>
+              </w:rPr>
+              <w:t xml:space="preserve">(no response to digital reminders)</w:t>
             </w:r>
           </w:p>
         </w:tc>
@@ -747,121 +1151,66 @@
           <w:p>
             <w:pPr>
               <w:pStyle w:val="Compact"/>
-              <w:jc w:val="left"/>
-            </w:pPr>
-            <w:r>
-              <w:t xml:space="preserve">Outcome / reason</w:t>
-            </w:r>
-          </w:p>
-        </w:tc>
-        <w:tc>
-          <w:tcPr/>
-          <w:p>
-            <w:pPr>
-              <w:pStyle w:val="Compact"/>
-              <w:jc w:val="left"/>
-            </w:pPr>
-            <w:r>
-              <w:t xml:space="preserve">Why it was handed over, for example</w:t>
-            </w:r>
-            <w:r>
-              <w:t xml:space="preserve"> </w:t>
-            </w:r>
-            <w:r>
-              <w:rPr>
-                <w:rStyle w:val="VerbatimChar"/>
-              </w:rPr>
-              <w:t xml:space="preserve">hot_handoff</w:t>
-            </w:r>
-            <w:r>
-              <w:t xml:space="preserve"> </w:t>
-            </w:r>
-            <w:r>
-              <w:t xml:space="preserve">(customer asked for an advisor) or</w:t>
-            </w:r>
-            <w:r>
-              <w:t xml:space="preserve"> </w:t>
-            </w:r>
-            <w:r>
-              <w:rPr>
-                <w:rStyle w:val="VerbatimChar"/>
-              </w:rPr>
-              <w:t xml:space="preserve">journey_escalation</w:t>
-            </w:r>
-            <w:r>
-              <w:t xml:space="preserve"> </w:t>
-            </w:r>
-            <w:r>
-              <w:t xml:space="preserve">(no response to digital reminders)</w:t>
+              <w:spacing w:before="20" w:after="20"/>
+              <w:jc w:val="left"/>
+            </w:pPr>
+            <w:r>
+              <w:rPr>
+                <w:sz w:val="18"/>
+              </w:rPr>
+              <w:t xml:space="preserve">Talking points</w:t>
+            </w:r>
+          </w:p>
+        </w:tc>
+        <w:tc>
+          <w:tcPr/>
+          <w:p>
+            <w:pPr>
+              <w:pStyle w:val="Compact"/>
+              <w:spacing w:before="20" w:after="20"/>
+              <w:jc w:val="left"/>
+            </w:pPr>
+            <w:r>
+              <w:rPr>
+                <w:sz w:val="18"/>
+              </w:rPr>
+              <w:t xml:space="preserve">Generated for this customer, including trust and price flags</w:t>
             </w:r>
           </w:p>
         </w:tc>
       </w:tr>
       <w:tr>
         <w:tc>
-          <w:tcPr/>
-          <w:p>
-            <w:pPr>
-              <w:pStyle w:val="Compact"/>
-              <w:jc w:val="left"/>
-            </w:pPr>
-            <w:r>
-              <w:t xml:space="preserve">Flags</w:t>
-            </w:r>
-          </w:p>
-        </w:tc>
-        <w:tc>
-          <w:tcPr/>
-          <w:p>
-            <w:pPr>
-              <w:pStyle w:val="Compact"/>
-              <w:jc w:val="left"/>
-            </w:pPr>
-            <w:r>
-              <w:rPr>
-                <w:bCs/>
-                <w:b/>
-              </w:rPr>
-              <w:t xml:space="preserve">Customer asked about price</w:t>
-            </w:r>
-            <w:r>
-              <w:t xml:space="preserve">,</w:t>
-            </w:r>
-            <w:r>
-              <w:t xml:space="preserve"> </w:t>
-            </w:r>
-            <w:r>
-              <w:rPr>
-                <w:bCs/>
-                <w:b/>
-              </w:rPr>
-              <w:t xml:space="preserve">Customer raised a trust concern</w:t>
-            </w:r>
-          </w:p>
-        </w:tc>
-      </w:tr>
-      <w:tr>
-        <w:tc>
-          <w:tcPr/>
-          <w:p>
-            <w:pPr>
-              <w:pStyle w:val="Compact"/>
-              <w:jc w:val="left"/>
-            </w:pPr>
-            <w:r>
-              <w:t xml:space="preserve">Status</w:t>
-            </w:r>
-          </w:p>
-        </w:tc>
-        <w:tc>
-          <w:tcPr/>
-          <w:p>
-            <w:pPr>
-              <w:pStyle w:val="Compact"/>
-              <w:jc w:val="left"/>
-            </w:pPr>
-            <w:r>
-              <w:t xml:space="preserve">open, claimed, callback, won, lost</w:t>
+          <w:tcPr>
+            <w:noWrap/>
+          </w:tcPr>
+          <w:p>
+            <w:pPr>
+              <w:pStyle w:val="Compact"/>
+              <w:spacing w:before="20" w:after="20"/>
+              <w:jc w:val="left"/>
+            </w:pPr>
+            <w:r>
+              <w:rPr>
+                <w:sz w:val="18"/>
+              </w:rPr>
+              <w:t xml:space="preserve">Notes</w:t>
+            </w:r>
+          </w:p>
+        </w:tc>
+        <w:tc>
+          <w:tcPr/>
+          <w:p>
+            <w:pPr>
+              <w:pStyle w:val="Compact"/>
+              <w:spacing w:before="20" w:after="20"/>
+              <w:jc w:val="left"/>
+            </w:pPr>
+            <w:r>
+              <w:rPr>
+                <w:sz w:val="18"/>
+              </w:rPr>
+              <w:t xml:space="preserve">Earlier notes with time and author</w:t>
             </w:r>
           </w:p>
         </w:tc>
@@ -872,7 +1221,23 @@
         <w:pStyle w:val="BodyText"/>
       </w:pPr>
       <w:r>
-        <w:t xml:space="preserve">Use</w:t>
+        <w:t xml:space="preserve">Use the</w:t>
+      </w:r>
+      <w:r>
+        <w:t xml:space="preserve"> </w:t>
+      </w:r>
+      <w:r>
+        <w:rPr>
+          <w:bCs/>
+          <w:b/>
+        </w:rPr>
+        <w:t xml:space="preserve">Status</w:t>
+      </w:r>
+      <w:r>
+        <w:t xml:space="preserve"> </w:t>
+      </w:r>
+      <w:r>
+        <w:t xml:space="preserve">filter (Open, Claimed, Callback, Won, Lost) and</w:t>
       </w:r>
       <w:r>
         <w:t xml:space="preserve"> </w:t>
@@ -885,10 +1250,20 @@
         <w:t xml:space="preserve">Only mine</w:t>
       </w:r>
       <w:r>
-        <w:t xml:space="preserve"> </w:t>
-      </w:r>
-      <w:r>
-        <w:t xml:space="preserve">to show only handoffs assigned to you, and the status filter to find callbacks.</w:t>
+        <w:t xml:space="preserve">, then select</w:t>
+      </w:r>
+      <w:r>
+        <w:t xml:space="preserve"> </w:t>
+      </w:r>
+      <w:r>
+        <w:rPr>
+          <w:bCs/>
+          <w:b/>
+        </w:rPr>
+        <w:t xml:space="preserve">Apply</w:t>
+      </w:r>
+      <w:r>
+        <w:t xml:space="preserve">.</w:t>
       </w:r>
     </w:p>
     <w:p>
@@ -939,7 +1314,7 @@
         <w:t xml:space="preserve">Telesales inbox</w:t>
       </w:r>
       <w:r>
-        <w:t xml:space="preserve">, choose the most urgent card. Hot leads with few days left come first.</w:t>
+        <w:t xml:space="preserve">, select the most urgent handoff. Hot leads with few days left come first.</w:t>
       </w:r>
     </w:p>
     <w:p>
@@ -951,7 +1326,7 @@
         <w:pStyle w:val="Compact"/>
       </w:pPr>
       <w:r>
-        <w:t xml:space="preserve">Select</w:t>
+        <w:t xml:space="preserve">In the handoff detail, select</w:t>
       </w:r>
       <w:r>
         <w:t xml:space="preserve"> </w:t>
@@ -982,17 +1357,17 @@
         <w:t xml:space="preserve"> </w:t>
       </w:r>
       <w:r>
-        <w:t xml:space="preserve">status changes to</w:t>
-      </w:r>
-      <w:r>
-        <w:t xml:space="preserve"> </w:t>
-      </w:r>
-      <w:r>
-        <w:rPr>
-          <w:bCs/>
-          <w:b/>
-        </w:rPr>
-        <w:t xml:space="preserve">Claimed</w:t>
+        <w:t xml:space="preserve">the toast "Handoff claimed". The status changes to</w:t>
+      </w:r>
+      <w:r>
+        <w:t xml:space="preserve"> </w:t>
+      </w:r>
+      <w:r>
+        <w:rPr>
+          <w:bCs/>
+          <w:b/>
+        </w:rPr>
+        <w:t xml:space="preserve">claimed</w:t>
       </w:r>
       <w:r>
         <w:t xml:space="preserve"> </w:t>
@@ -1127,7 +1502,7 @@
         <w:pStyle w:val="Compact"/>
       </w:pPr>
       <w:r>
-        <w:t xml:space="preserve">"Close by sending the one-tap link to the VETC app / Zalo OA while on the call."</w:t>
+        <w:t xml:space="preserve">"Close by sending the quote to the customer's VETC app / Zalo OA while on the call."</w:t>
       </w:r>
     </w:p>
     <w:p>
@@ -1149,7 +1524,7 @@
           <w:bCs/>
           <w:b/>
         </w:rPr>
-        <w:t xml:space="preserve">Open</w:t>
+        <w:t xml:space="preserve">Quote &amp; issue →</w:t>
       </w:r>
       <w:r>
         <w:t xml:space="preserve"> </w:t>
@@ -1298,10 +1673,10 @@
           <w:bCs/>
           <w:b/>
         </w:rPr>
-        <w:t xml:space="preserve">Messages &amp; calls</w:t>
-      </w:r>
-      <w:r>
-        <w:t xml:space="preserve">: what we already sent and the voice bot transcript outcome.</w:t>
+        <w:t xml:space="preserve">Messages</w:t>
+      </w:r>
+      <w:r>
+        <w:t xml:space="preserve">: what we already sent and the calls made.</w:t>
       </w:r>
     </w:p>
     <w:p>
@@ -1320,7 +1695,7 @@
         <w:t xml:space="preserve">Consent</w:t>
       </w:r>
       <w:r>
-        <w:t xml:space="preserve">: if the customer has opted out, the page shows</w:t>
+        <w:t xml:space="preserve">: if the customer has opted out, a red banner at the top of the page shows</w:t>
       </w:r>
       <w:r>
         <w:t xml:space="preserve"> </w:t>
@@ -1336,7 +1711,23 @@
         <w:t xml:space="preserve"> </w:t>
       </w:r>
       <w:r>
-        <w:t xml:space="preserve">Stop.</w:t>
+        <w:t xml:space="preserve">Stop. Consent details are in the</w:t>
+      </w:r>
+      <w:r>
+        <w:t xml:space="preserve"> </w:t>
+      </w:r>
+      <w:r>
+        <w:rPr>
+          <w:bCs/>
+          <w:b/>
+        </w:rPr>
+        <w:t xml:space="preserve">Data &amp; lineage</w:t>
+      </w:r>
+      <w:r>
+        <w:t xml:space="preserve"> </w:t>
+      </w:r>
+      <w:r>
+        <w:t xml:space="preserve">tab.</w:t>
       </w:r>
     </w:p>
     <w:bookmarkEnd w:id="24"/>
@@ -1457,7 +1848,23 @@
         <w:pStyle w:val="Compact"/>
       </w:pPr>
       <w:r>
-        <w:t xml:space="preserve">In Customer 360, open</w:t>
+        <w:t xml:space="preserve">In Customer 360, open the</w:t>
+      </w:r>
+      <w:r>
+        <w:t xml:space="preserve"> </w:t>
+      </w:r>
+      <w:r>
+        <w:rPr>
+          <w:bCs/>
+          <w:b/>
+        </w:rPr>
+        <w:t xml:space="preserve">Sell</w:t>
+      </w:r>
+      <w:r>
+        <w:t xml:space="preserve"> </w:t>
+      </w:r>
+      <w:r>
+        <w:t xml:space="preserve">tab. The</w:t>
       </w:r>
       <w:r>
         <w:t xml:space="preserve"> </w:t>
@@ -1473,20 +1880,7 @@
         <w:t xml:space="preserve"> </w:t>
       </w:r>
       <w:r>
-        <w:t xml:space="preserve">(or</w:t>
-      </w:r>
-      <w:r>
-        <w:t xml:space="preserve"> </w:t>
-      </w:r>
-      <w:r>
-        <w:rPr>
-          <w:bCs/>
-          <w:b/>
-        </w:rPr>
-        <w:t xml:space="preserve">Sell</w:t>
-      </w:r>
-      <w:r>
-        <w:t xml:space="preserve">).</w:t>
+        <w:t xml:space="preserve">card holds the quote builder.</w:t>
       </w:r>
     </w:p>
     <w:p>
@@ -1508,7 +1902,7 @@
         <w:t xml:space="preserve"> </w:t>
       </w:r>
       <w:r>
-        <w:t xml:space="preserve">is pre-selected for the vehicle's category. Choose the</w:t>
+        <w:t xml:space="preserve">is always included for the vehicle's category. Choose the</w:t>
       </w:r>
       <w:r>
         <w:t xml:space="preserve"> </w:t>
@@ -1524,7 +1918,7 @@
         <w:t xml:space="preserve"> </w:t>
       </w:r>
       <w:r>
-        <w:t xml:space="preserve">(1–3 years) if the customer asks for multi-year cover.</w:t>
+        <w:t xml:space="preserve">(1, 2 or 3 years) if the customer asks for multi-year cover.</w:t>
       </w:r>
     </w:p>
     <w:p>
@@ -1555,7 +1949,10 @@
         <w:t xml:space="preserve">Add driver &amp; passenger accident cover</w:t>
       </w:r>
       <w:r>
-        <w:t xml:space="preserve">: choose the</w:t>
+        <w:t xml:space="preserve"> </w:t>
+      </w:r>
+      <w:r>
+        <w:t xml:space="preserve">(ticked by default): choose the</w:t>
       </w:r>
       <w:r>
         <w:t xml:space="preserve"> </w:t>
@@ -1568,7 +1965,10 @@
         <w:t xml:space="preserve">Sum insured per seat</w:t>
       </w:r>
       <w:r>
-        <w:t xml:space="preserve">. The number of seats comes from the vehicle record.</w:t>
+        <w:t xml:space="preserve"> </w:t>
+      </w:r>
+      <w:r>
+        <w:t xml:space="preserve">(10, 20 or 50 million VND). The number of seats comes from the vehicle record.</w:t>
       </w:r>
     </w:p>
     <w:p>
@@ -1600,7 +2000,7 @@
         <w:t xml:space="preserve">Vehicle value (VND)</w:t>
       </w:r>
       <w:r>
-        <w:t xml:space="preserve">. Physical damage may need an inspection before cover can start. Explain this.</w:t>
+        <w:t xml:space="preserve">. Physical damage needs a vehicle inspection before the customer can pay (Step 5). Explain this.</w:t>
       </w:r>
     </w:p>
     <w:p>
@@ -1643,7 +2043,7 @@
         <w:t xml:space="preserve"> </w:t>
       </w:r>
       <w:r>
-        <w:t xml:space="preserve">each product line with period, net premium, VAT and total, plus the order total. TNDS shows the note "Premium fixed by regulation — identical at every insurer." Quotes are valid for</w:t>
+        <w:t xml:space="preserve">each product line with period, net premium, VAT and total, plus the order total and the included benefits. The quote shows "Payment happens only in the customer's VETC app — never on the phone." Quotes are valid for</w:t>
       </w:r>
       <w:r>
         <w:t xml:space="preserve"> </w:t>
@@ -1676,13 +2076,13 @@
       </w:r>
     </w:p>
     <w:bookmarkEnd w:id="26"/>
-    <w:bookmarkStart w:id="27" w:name="X7a2bf7130780f729acf567fcef57670df3b001d"/>
+    <w:bookmarkStart w:id="27" w:name="X2180b1b6aebeabb74e0b2625c5675c88a5c355b"/>
     <w:p>
       <w:pPr>
         <w:pStyle w:val="Heading3"/>
       </w:pPr>
       <w:r>
-        <w:t xml:space="preserve">Step 5 — Close: send the link (preferred) or issue</w:t>
+        <w:t xml:space="preserve">Step 5 — Close: send the quote to the customer's VETC app</w:t>
       </w:r>
     </w:p>
     <w:p>
@@ -1690,17 +2090,7 @@
         <w:pStyle w:val="FirstParagraph"/>
       </w:pPr>
       <w:r>
-        <w:rPr>
-          <w:bCs/>
-          <w:b/>
-        </w:rPr>
-        <w:t xml:space="preserve">Preferred: send the one-tap link.</w:t>
-      </w:r>
-      <w:r>
-        <w:t xml:space="preserve"> </w:t>
-      </w:r>
-      <w:r>
-        <w:t xml:space="preserve">The customer completes payment in their own VETC app while you are on the call.</w:t>
+        <w:t xml:space="preserve">The customer always confirms and pays in their own VETC app, ideally while you are still on the call.</w:t>
       </w:r>
     </w:p>
     <w:p>
@@ -1712,23 +2102,33 @@
         <w:pStyle w:val="Compact"/>
       </w:pPr>
       <w:r>
-        <w:t xml:space="preserve">Use the guided action</w:t>
-      </w:r>
-      <w:r>
-        <w:t xml:space="preserve"> </w:t>
-      </w:r>
-      <w:r>
-        <w:rPr>
-          <w:bCs/>
-          <w:b/>
-        </w:rPr>
-        <w:t xml:space="preserve">One-tap renew link via app / Zalo</w:t>
-      </w:r>
-      <w:r>
-        <w:t xml:space="preserve"> </w:t>
-      </w:r>
-      <w:r>
-        <w:t xml:space="preserve">(or ask the customer to open the renewal notification already in their app).</w:t>
+        <w:rPr>
+          <w:bCs/>
+          <w:b/>
+        </w:rPr>
+        <w:t xml:space="preserve">Physical damage only:</w:t>
+      </w:r>
+      <w:r>
+        <w:t xml:space="preserve"> </w:t>
+      </w:r>
+      <w:r>
+        <w:t xml:space="preserve">before sending, the vehicle inspection must be recorded. When the assessor's inspection has passed, select</w:t>
+      </w:r>
+      <w:r>
+        <w:t xml:space="preserve"> </w:t>
+      </w:r>
+      <w:r>
+        <w:rPr>
+          <w:bCs/>
+          <w:b/>
+        </w:rPr>
+        <w:t xml:space="preserve">Record vehicle inspection (physical damage)</w:t>
+      </w:r>
+      <w:r>
+        <w:t xml:space="preserve"> </w:t>
+      </w:r>
+      <w:r>
+        <w:t xml:space="preserve">and enter the evidence (assessor name and photo reference). You see "Inspection recorded". Until this is done, the customer cannot pay for a quote that includes physical damage.</w:t>
       </w:r>
     </w:p>
     <w:p>
@@ -1740,23 +2140,20 @@
         <w:pStyle w:val="Compact"/>
       </w:pPr>
       <w:r>
-        <w:t xml:space="preserve">Stay on the line while they tap</w:t>
-      </w:r>
-      <w:r>
-        <w:t xml:space="preserve"> </w:t>
-      </w:r>
-      <w:r>
-        <w:rPr>
-          <w:bCs/>
-          <w:b/>
-        </w:rPr>
-        <w:t xml:space="preserve">Gia hạn ngay</w:t>
-      </w:r>
-      <w:r>
-        <w:t xml:space="preserve"> </w:t>
-      </w:r>
-      <w:r>
-        <w:t xml:space="preserve">and pay with their VETC wallet.</w:t>
+        <w:t xml:space="preserve">Select</w:t>
+      </w:r>
+      <w:r>
+        <w:t xml:space="preserve"> </w:t>
+      </w:r>
+      <w:r>
+        <w:rPr>
+          <w:bCs/>
+          <w:b/>
+        </w:rPr>
+        <w:t xml:space="preserve">Send to customer's VETC app to confirm &amp; pay</w:t>
+      </w:r>
+      <w:r>
+        <w:t xml:space="preserve">.</w:t>
       </w:r>
     </w:p>
     <w:p>
@@ -1768,75 +2165,105 @@
         <w:pStyle w:val="Compact"/>
       </w:pPr>
       <w:r>
-        <w:t xml:space="preserve">Confirm they see the e-certificate.</w:t>
-      </w:r>
-    </w:p>
-    <w:p>
-      <w:pPr>
-        <w:pStyle w:val="FirstParagraph"/>
-      </w:pPr>
-      <w:r>
-        <w:rPr>
-          <w:bCs/>
-          <w:b/>
-        </w:rPr>
-        <w:t xml:space="preserve">Issue from the console</w:t>
-      </w:r>
-      <w:r>
-        <w:t xml:space="preserve"> </w:t>
-      </w:r>
-      <w:r>
-        <w:t xml:space="preserve">(only when the customer has confirmed payment in their VETC app, as per your team's procedure):</w:t>
+        <w:rPr>
+          <w:bCs/>
+          <w:b/>
+        </w:rPr>
+        <w:t xml:space="preserve">What you will see:</w:t>
+      </w:r>
+      <w:r>
+        <w:t xml:space="preserve"> </w:t>
+      </w:r>
+      <w:r>
+        <w:t xml:space="preserve">"Sent to customer: …" with each channel and its status (for example app push, Zalo). The customer's VETC app now shows the quote on the Home tab under</w:t>
+      </w:r>
+      <w:r>
+        <w:t xml:space="preserve"> </w:t>
+      </w:r>
+      <w:r>
+        <w:rPr>
+          <w:bCs/>
+          <w:b/>
+        </w:rPr>
+        <w:t xml:space="preserve">Báo giá chờ bạn xác nhận</w:t>
+      </w:r>
+      <w:r>
+        <w:t xml:space="preserve"> </w:t>
+      </w:r>
+      <w:r>
+        <w:t xml:space="preserve">(quotes waiting for your confirmation).</w:t>
       </w:r>
     </w:p>
     <w:p>
       <w:pPr>
         <w:numPr>
           <w:ilvl w:val="0"/>
-          <w:numId w:val="1010"/>
+          <w:numId w:val="1009"/>
         </w:numPr>
         <w:pStyle w:val="Compact"/>
       </w:pPr>
       <w:r>
-        <w:t xml:space="preserve">In</w:t>
-      </w:r>
-      <w:r>
-        <w:t xml:space="preserve"> </w:t>
-      </w:r>
-      <w:r>
-        <w:rPr>
-          <w:bCs/>
-          <w:b/>
-        </w:rPr>
-        <w:t xml:space="preserve">Quote &amp; issue</w:t>
-      </w:r>
-      <w:r>
-        <w:t xml:space="preserve">, check the holder name and the quote.</w:t>
+        <w:t xml:space="preserve">Stay on the line while the customer taps</w:t>
+      </w:r>
+      <w:r>
+        <w:t xml:space="preserve"> </w:t>
+      </w:r>
+      <w:r>
+        <w:rPr>
+          <w:bCs/>
+          <w:b/>
+        </w:rPr>
+        <w:t xml:space="preserve">Xác nhận &amp; thanh toán bằng ví VETC</w:t>
+      </w:r>
+      <w:r>
+        <w:t xml:space="preserve"> </w:t>
+      </w:r>
+      <w:r>
+        <w:t xml:space="preserve">and confirms the payment in their wallet.</w:t>
       </w:r>
     </w:p>
     <w:p>
       <w:pPr>
         <w:numPr>
           <w:ilvl w:val="0"/>
-          <w:numId w:val="1010"/>
+          <w:numId w:val="1009"/>
         </w:numPr>
         <w:pStyle w:val="Compact"/>
       </w:pPr>
       <w:r>
-        <w:t xml:space="preserve">Select</w:t>
-      </w:r>
-      <w:r>
-        <w:t xml:space="preserve"> </w:t>
-      </w:r>
-      <w:r>
-        <w:rPr>
-          <w:bCs/>
-          <w:b/>
-        </w:rPr>
-        <w:t xml:space="preserve">Pay from VETC wallet &amp; issue</w:t>
-      </w:r>
-      <w:r>
-        <w:t xml:space="preserve">.</w:t>
+        <w:t xml:space="preserve">Confirm with the customer that they see the e-certificate. The policy then appears in the</w:t>
+      </w:r>
+      <w:r>
+        <w:t xml:space="preserve"> </w:t>
+      </w:r>
+      <w:r>
+        <w:rPr>
+          <w:bCs/>
+          <w:b/>
+        </w:rPr>
+        <w:t xml:space="preserve">Policies</w:t>
+      </w:r>
+      <w:r>
+        <w:t xml:space="preserve"> </w:t>
+      </w:r>
+      <w:r>
+        <w:t xml:space="preserve">card of the</w:t>
+      </w:r>
+      <w:r>
+        <w:t xml:space="preserve"> </w:t>
+      </w:r>
+      <w:r>
+        <w:rPr>
+          <w:bCs/>
+          <w:b/>
+        </w:rPr>
+        <w:t xml:space="preserve">Sell</w:t>
+      </w:r>
+      <w:r>
+        <w:t xml:space="preserve"> </w:t>
+      </w:r>
+      <w:r>
+        <w:t xml:space="preserve">tab.</w:t>
       </w:r>
     </w:p>
     <w:p>
@@ -1844,17 +2271,7 @@
         <w:pStyle w:val="FirstParagraph"/>
       </w:pPr>
       <w:r>
-        <w:rPr>
-          <w:bCs/>
-          <w:b/>
-        </w:rPr>
-        <w:t xml:space="preserve">What you will see:</w:t>
-      </w:r>
-      <w:r>
-        <w:t xml:space="preserve"> </w:t>
-      </w:r>
-      <w:r>
-        <w:t xml:space="preserve">the certificate number(s) and validity dates. The customer automatically receives a confirmation message with a verification link. The journey reminders stop.</w:t>
+        <w:t xml:space="preserve">The customer automatically receives a confirmation message with a verification link, and the journey reminders stop.</w:t>
       </w:r>
     </w:p>
     <w:p>
@@ -1872,7 +2289,7 @@
         <w:t xml:space="preserve"> </w:t>
       </w:r>
       <w:r>
-        <w:t xml:space="preserve">ask the customer for their wallet PIN, OTP or card number. If a customer offers them, stop them politely.</w:t>
+        <w:t xml:space="preserve">ask the customer for their wallet PIN, OTP or card number. If a customer offers them, stop them politely. The console has no payment button: staff cannot take payment.</w:t>
       </w:r>
     </w:p>
     <w:p>
@@ -1880,23 +2297,7 @@
         <w:pStyle w:val="BlockText"/>
       </w:pPr>
       <w:r>
-        <w:t xml:space="preserve">The</w:t>
-      </w:r>
-      <w:r>
-        <w:t xml:space="preserve"> </w:t>
-      </w:r>
-      <w:r>
-        <w:rPr>
-          <w:bCs/>
-          <w:b/>
-        </w:rPr>
-        <w:t xml:space="preserve">Issue</w:t>
-      </w:r>
-      <w:r>
-        <w:t xml:space="preserve"> </w:t>
-      </w:r>
-      <w:r>
-        <w:t xml:space="preserve">button is protected against double charging: a repeated click with the same quote does not charge twice.</w:t>
+        <w:t xml:space="preserve">Payment in the app is protected against double charging: a repeated tap on the same quote does not charge twice.</w:t>
       </w:r>
     </w:p>
     <w:bookmarkEnd w:id="27"/>
@@ -1914,7 +2315,23 @@
         <w:pStyle w:val="FirstParagraph"/>
       </w:pPr>
       <w:r>
-        <w:t xml:space="preserve">Back in the handoff:</w:t>
+        <w:t xml:space="preserve">Back in the handoff detail, add a</w:t>
+      </w:r>
+      <w:r>
+        <w:t xml:space="preserve"> </w:t>
+      </w:r>
+      <w:r>
+        <w:rPr>
+          <w:bCs/>
+          <w:b/>
+        </w:rPr>
+        <w:t xml:space="preserve">Note</w:t>
+      </w:r>
+      <w:r>
+        <w:t xml:space="preserve"> </w:t>
+      </w:r>
+      <w:r>
+        <w:t xml:space="preserve">and select the outcome button:</w:t>
       </w:r>
     </w:p>
     <w:tbl>
@@ -1941,12 +2358,14 @@
           <w:p>
             <w:pPr>
               <w:pStyle w:val="Compact"/>
+              <w:spacing w:before="20" w:after="20"/>
               <w:jc w:val="left"/>
             </w:pPr>
             <w:r>
               <w:rPr>
                 <w:b/>
                 <w:color w:val="FFFFFF"/>
+                <w:sz w:val="18"/>
               </w:rPr>
               <w:t xml:space="preserve">Outcome</w:t>
             </w:r>
@@ -1959,12 +2378,14 @@
           <w:p>
             <w:pPr>
               <w:pStyle w:val="Compact"/>
+              <w:spacing w:before="20" w:after="20"/>
               <w:jc w:val="left"/>
             </w:pPr>
             <w:r>
               <w:rPr>
                 <w:b/>
                 <w:color w:val="FFFFFF"/>
+                <w:sz w:val="18"/>
               </w:rPr>
               <w:t xml:space="preserve">Use when</w:t>
             </w:r>
@@ -1977,12 +2398,14 @@
           <w:p>
             <w:pPr>
               <w:pStyle w:val="Compact"/>
+              <w:spacing w:before="20" w:after="20"/>
               <w:jc w:val="left"/>
             </w:pPr>
             <w:r>
               <w:rPr>
                 <w:b/>
                 <w:color w:val="FFFFFF"/>
+                <w:sz w:val="18"/>
               </w:rPr>
               <w:t xml:space="preserve">Effect</w:t>
             </w:r>
@@ -1991,16 +2414,20 @@
       </w:tr>
       <w:tr>
         <w:tc>
-          <w:tcPr/>
-          <w:p>
-            <w:pPr>
-              <w:pStyle w:val="Compact"/>
+          <w:tcPr>
+            <w:noWrap/>
+          </w:tcPr>
+          <w:p>
+            <w:pPr>
+              <w:pStyle w:val="Compact"/>
+              <w:spacing w:before="20" w:after="20"/>
               <w:jc w:val="left"/>
             </w:pPr>
             <w:r>
               <w:rPr>
                 <w:bCs/>
                 <w:b/>
+                <w:sz w:val="18"/>
               </w:rPr>
               <w:t xml:space="preserve">Won</w:t>
             </w:r>
@@ -2011,21 +2438,29 @@
           <w:p>
             <w:pPr>
               <w:pStyle w:val="Compact"/>
-              <w:jc w:val="left"/>
-            </w:pPr>
-            <w:r>
-              <w:t xml:space="preserve">Customer bought (in app or issued)</w:t>
-            </w:r>
-          </w:p>
-        </w:tc>
-        <w:tc>
-          <w:tcPr/>
-          <w:p>
-            <w:pPr>
-              <w:pStyle w:val="Compact"/>
-              <w:jc w:val="left"/>
-            </w:pPr>
-            <w:r>
+              <w:spacing w:before="20" w:after="20"/>
+              <w:jc w:val="left"/>
+            </w:pPr>
+            <w:r>
+              <w:rPr>
+                <w:sz w:val="18"/>
+              </w:rPr>
+              <w:t xml:space="preserve">Customer confirmed and paid in the app</w:t>
+            </w:r>
+          </w:p>
+        </w:tc>
+        <w:tc>
+          <w:tcPr/>
+          <w:p>
+            <w:pPr>
+              <w:pStyle w:val="Compact"/>
+              <w:spacing w:before="20" w:after="20"/>
+              <w:jc w:val="left"/>
+            </w:pPr>
+            <w:r>
+              <w:rPr>
+                <w:sz w:val="18"/>
+              </w:rPr>
               <w:t xml:space="preserve">Handoff closed. Journeys stop once the policy exists.</w:t>
             </w:r>
           </w:p>
@@ -2033,16 +2468,20 @@
       </w:tr>
       <w:tr>
         <w:tc>
-          <w:tcPr/>
-          <w:p>
-            <w:pPr>
-              <w:pStyle w:val="Compact"/>
+          <w:tcPr>
+            <w:noWrap/>
+          </w:tcPr>
+          <w:p>
+            <w:pPr>
+              <w:pStyle w:val="Compact"/>
+              <w:spacing w:before="20" w:after="20"/>
               <w:jc w:val="left"/>
             </w:pPr>
             <w:r>
               <w:rPr>
                 <w:bCs/>
                 <w:b/>
+                <w:sz w:val="18"/>
               </w:rPr>
               <w:t xml:space="preserve">Callback</w:t>
             </w:r>
@@ -2053,9 +2492,13 @@
           <w:p>
             <w:pPr>
               <w:pStyle w:val="Compact"/>
-              <w:jc w:val="left"/>
-            </w:pPr>
-            <w:r>
+              <w:spacing w:before="20" w:after="20"/>
+              <w:jc w:val="left"/>
+            </w:pPr>
+            <w:r>
+              <w:rPr>
+                <w:sz w:val="18"/>
+              </w:rPr>
               <w:t xml:space="preserve">Customer asked to be called later</w:t>
             </w:r>
           </w:p>
@@ -2065,35 +2508,53 @@
           <w:p>
             <w:pPr>
               <w:pStyle w:val="Compact"/>
-              <w:jc w:val="left"/>
-            </w:pPr>
-            <w:r>
+              <w:spacing w:before="20" w:after="20"/>
+              <w:jc w:val="left"/>
+            </w:pPr>
+            <w:r>
+              <w:rPr>
+                <w:sz w:val="18"/>
+              </w:rPr>
               <w:t xml:space="preserve">Stays in your queue as</w:t>
             </w:r>
             <w:r>
+              <w:rPr>
+                <w:sz w:val="18"/>
+              </w:rPr>
               <w:t xml:space="preserve"> </w:t>
             </w:r>
             <w:r>
               <w:rPr>
                 <w:iCs/>
                 <w:i/>
+                <w:sz w:val="18"/>
               </w:rPr>
               <w:t xml:space="preserve">callback</w:t>
             </w:r>
             <w:r>
+              <w:rPr>
+                <w:sz w:val="18"/>
+              </w:rPr>
               <w:t xml:space="preserve">. Add the agreed time in</w:t>
             </w:r>
             <w:r>
+              <w:rPr>
+                <w:sz w:val="18"/>
+              </w:rPr>
               <w:t xml:space="preserve"> </w:t>
             </w:r>
             <w:r>
               <w:rPr>
                 <w:bCs/>
                 <w:b/>
+                <w:sz w:val="18"/>
               </w:rPr>
               <w:t xml:space="preserve">Note</w:t>
             </w:r>
             <w:r>
+              <w:rPr>
+                <w:sz w:val="18"/>
+              </w:rPr>
               <w:t xml:space="preserve">.</w:t>
             </w:r>
           </w:p>
@@ -2101,16 +2562,20 @@
       </w:tr>
       <w:tr>
         <w:tc>
-          <w:tcPr/>
-          <w:p>
-            <w:pPr>
-              <w:pStyle w:val="Compact"/>
+          <w:tcPr>
+            <w:noWrap/>
+          </w:tcPr>
+          <w:p>
+            <w:pPr>
+              <w:pStyle w:val="Compact"/>
+              <w:spacing w:before="20" w:after="20"/>
               <w:jc w:val="left"/>
             </w:pPr>
             <w:r>
               <w:rPr>
                 <w:bCs/>
                 <w:b/>
+                <w:sz w:val="18"/>
               </w:rPr>
               <w:t xml:space="preserve">Lost</w:t>
             </w:r>
@@ -2121,9 +2586,13 @@
           <w:p>
             <w:pPr>
               <w:pStyle w:val="Compact"/>
-              <w:jc w:val="left"/>
-            </w:pPr>
-            <w:r>
+              <w:spacing w:before="20" w:after="20"/>
+              <w:jc w:val="left"/>
+            </w:pPr>
+            <w:r>
+              <w:rPr>
+                <w:sz w:val="18"/>
+              </w:rPr>
               <w:t xml:space="preserve">Customer declined, bought elsewhere or is unreachable after attempts</w:t>
             </w:r>
           </w:p>
@@ -2133,9 +2602,13 @@
           <w:p>
             <w:pPr>
               <w:pStyle w:val="Compact"/>
-              <w:jc w:val="left"/>
-            </w:pPr>
-            <w:r>
+              <w:spacing w:before="20" w:after="20"/>
+              <w:jc w:val="left"/>
+            </w:pPr>
+            <w:r>
+              <w:rPr>
+                <w:sz w:val="18"/>
+              </w:rPr>
               <w:t xml:space="preserve">Closed. Add the reason (for example "renewed at inspection centre, insurer X, expires 03/2027"), because it improves next year's data.</w:t>
             </w:r>
           </w:p>
@@ -2168,7 +2641,7 @@
         <w:pStyle w:val="BodyText"/>
       </w:pPr>
       <w:r>
-        <w:t xml:space="preserve">Allowed status changes: open → claimed / callback / won / lost; claimed → won / lost / callback / open (release); callback → claimed / won / lost. Won and lost are final.</w:t>
+        <w:t xml:space="preserve">Allowed status changes: open → claimed / callback / won / lost; claimed → won / lost / callback / open (release); callback → claimed / won / lost. Won and lost are final. The console shows only the buttons allowed for the current status.</w:t>
       </w:r>
     </w:p>
     <w:p>
@@ -2217,7 +2690,7 @@
       <w:pPr>
         <w:numPr>
           <w:ilvl w:val="0"/>
-          <w:numId w:val="1011"/>
+          <w:numId w:val="1010"/>
         </w:numPr>
         <w:pStyle w:val="Compact"/>
       </w:pPr>
@@ -2238,44 +2711,60 @@
         <w:t xml:space="preserve"> </w:t>
       </w:r>
       <w:r>
-        <w:t xml:space="preserve">and pick a customer (or start from Customer 360).</w:t>
+        <w:t xml:space="preserve">and pick a customer (or select</w:t>
+      </w:r>
+      <w:r>
+        <w:t xml:space="preserve"> </w:t>
+      </w:r>
+      <w:r>
+        <w:rPr>
+          <w:bCs/>
+          <w:b/>
+        </w:rPr>
+        <w:t xml:space="preserve">🎙 Start voice bot</w:t>
+      </w:r>
+      <w:r>
+        <w:t xml:space="preserve"> </w:t>
+      </w:r>
+      <w:r>
+        <w:t xml:space="preserve">in Customer 360).</w:t>
       </w:r>
     </w:p>
     <w:p>
       <w:pPr>
         <w:numPr>
           <w:ilvl w:val="0"/>
-          <w:numId w:val="1011"/>
+          <w:numId w:val="1010"/>
         </w:numPr>
         <w:pStyle w:val="Compact"/>
       </w:pPr>
       <w:r>
-        <w:t xml:space="preserve">Select</w:t>
-      </w:r>
-      <w:r>
-        <w:t xml:space="preserve"> </w:t>
-      </w:r>
-      <w:r>
-        <w:rPr>
-          <w:bCs/>
-          <w:b/>
-        </w:rPr>
-        <w:t xml:space="preserve">Start</w:t>
-      </w:r>
-      <w:r>
-        <w:t xml:space="preserve">. The bot speaks the introduction (Vietnamese, with an English gloss).</w:t>
+        <w:t xml:space="preserve">The bot speaks the introduction (Vietnamese, with an English gloss).</w:t>
       </w:r>
     </w:p>
     <w:p>
       <w:pPr>
         <w:numPr>
           <w:ilvl w:val="0"/>
-          <w:numId w:val="1011"/>
+          <w:numId w:val="1010"/>
         </w:numPr>
         <w:pStyle w:val="Compact"/>
       </w:pPr>
       <w:r>
-        <w:t xml:space="preserve">Type what the customer says, as speech-to-text would capture it, for example "30A 123 45" or digit by digit "ba không A một hai ba bốn năm", then "đúng rồi", then "gửi link cho tôi". (v1 does not yet understand tens words such as "ba mươi", known issue KI-25. Say plates digit by digit.)</w:t>
+        <w:t xml:space="preserve">Type what the customer says, as speech-to-text would capture it, or use the</w:t>
+      </w:r>
+      <w:r>
+        <w:t xml:space="preserve"> </w:t>
+      </w:r>
+      <w:r>
+        <w:rPr>
+          <w:bCs/>
+          <w:b/>
+        </w:rPr>
+        <w:t xml:space="preserve">Quick replies</w:t>
+      </w:r>
+      <w:r>
+        <w:t xml:space="preserve">. Plates can be typed as "30A 123 45", digit by digit ("ba không A một hai ba bốn năm") or with Vietnamese tens ("ba mươi A, một hai ba bốn năm"). Motorbike plates such as "59X1-123.45" are also understood. Then type, for example, "đúng rồi" and "gửi link cho tôi".</w:t>
       </w:r>
     </w:p>
     <w:p>
@@ -2471,12 +2960,14 @@
           <w:p>
             <w:pPr>
               <w:pStyle w:val="Compact"/>
+              <w:spacing w:before="20" w:after="20"/>
               <w:jc w:val="left"/>
             </w:pPr>
             <w:r>
               <w:rPr>
                 <w:b/>
                 <w:color w:val="FFFFFF"/>
+                <w:sz w:val="18"/>
               </w:rPr>
               <w:t xml:space="preserve">Customer says</w:t>
             </w:r>
@@ -2489,12 +2980,14 @@
           <w:p>
             <w:pPr>
               <w:pStyle w:val="Compact"/>
+              <w:spacing w:before="20" w:after="20"/>
               <w:jc w:val="left"/>
             </w:pPr>
             <w:r>
               <w:rPr>
                 <w:b/>
                 <w:color w:val="FFFFFF"/>
+                <w:sz w:val="18"/>
               </w:rPr>
               <w:t xml:space="preserve">Do</w:t>
             </w:r>
@@ -2507,12 +3000,14 @@
           <w:p>
             <w:pPr>
               <w:pStyle w:val="Compact"/>
+              <w:spacing w:before="20" w:after="20"/>
               <w:jc w:val="left"/>
             </w:pPr>
             <w:r>
               <w:rPr>
                 <w:b/>
                 <w:color w:val="FFFFFF"/>
+                <w:sz w:val="18"/>
               </w:rPr>
               <w:t xml:space="preserve">Don't</w:t>
             </w:r>
@@ -2525,9 +3020,13 @@
           <w:p>
             <w:pPr>
               <w:pStyle w:val="Compact"/>
-              <w:jc w:val="left"/>
-            </w:pPr>
-            <w:r>
+              <w:spacing w:before="20" w:after="20"/>
+              <w:jc w:val="left"/>
+            </w:pPr>
+            <w:r>
+              <w:rPr>
+                <w:sz w:val="18"/>
+              </w:rPr>
               <w:t xml:space="preserve">"Is this a scam? Where did you get my number?"</w:t>
             </w:r>
           </w:p>
@@ -2537,9 +3036,13 @@
           <w:p>
             <w:pPr>
               <w:pStyle w:val="Compact"/>
-              <w:jc w:val="left"/>
-            </w:pPr>
-            <w:r>
+              <w:spacing w:before="20" w:after="20"/>
+              <w:jc w:val="left"/>
+            </w:pPr>
+            <w:r>
+              <w:rPr>
+                <w:sz w:val="18"/>
+              </w:rPr>
               <w:t xml:space="preserve">Explain that VETC calls the toll account holder who registered this number. We never ask for OTP or payment by phone. Offer to send a notice to their VETC app so they can check.</w:t>
             </w:r>
           </w:p>
@@ -2549,9 +3052,13 @@
           <w:p>
             <w:pPr>
               <w:pStyle w:val="Compact"/>
-              <w:jc w:val="left"/>
-            </w:pPr>
-            <w:r>
+              <w:spacing w:before="20" w:after="20"/>
+              <w:jc w:val="left"/>
+            </w:pPr>
+            <w:r>
+              <w:rPr>
+                <w:sz w:val="18"/>
+              </w:rPr>
               <w:t xml:space="preserve">Push for a sale</w:t>
             </w:r>
           </w:p>
@@ -2563,9 +3070,13 @@
           <w:p>
             <w:pPr>
               <w:pStyle w:val="Compact"/>
-              <w:jc w:val="left"/>
-            </w:pPr>
-            <w:r>
+              <w:spacing w:before="20" w:after="20"/>
+              <w:jc w:val="left"/>
+            </w:pPr>
+            <w:r>
+              <w:rPr>
+                <w:sz w:val="18"/>
+              </w:rPr>
               <w:t xml:space="preserve">"Can you make it cheaper?"</w:t>
             </w:r>
           </w:p>
@@ -2575,9 +3086,13 @@
           <w:p>
             <w:pPr>
               <w:pStyle w:val="Compact"/>
-              <w:jc w:val="left"/>
-            </w:pPr>
-            <w:r>
+              <w:spacing w:before="20" w:after="20"/>
+              <w:jc w:val="left"/>
+            </w:pPr>
+            <w:r>
+              <w:rPr>
+                <w:sz w:val="18"/>
+              </w:rPr>
               <w:t xml:space="preserve">The price is regulated and the same everywhere. Explain the service benefits.</w:t>
             </w:r>
           </w:p>
@@ -2587,9 +3102,13 @@
           <w:p>
             <w:pPr>
               <w:pStyle w:val="Compact"/>
-              <w:jc w:val="left"/>
-            </w:pPr>
-            <w:r>
+              <w:spacing w:before="20" w:after="20"/>
+              <w:jc w:val="left"/>
+            </w:pPr>
+            <w:r>
+              <w:rPr>
+                <w:sz w:val="18"/>
+              </w:rPr>
               <w:t xml:space="preserve">Promise discounts, gifts or cashback</w:t>
             </w:r>
           </w:p>
@@ -2601,9 +3120,13 @@
           <w:p>
             <w:pPr>
               <w:pStyle w:val="Compact"/>
-              <w:jc w:val="left"/>
-            </w:pPr>
-            <w:r>
+              <w:spacing w:before="20" w:after="20"/>
+              <w:jc w:val="left"/>
+            </w:pPr>
+            <w:r>
+              <w:rPr>
+                <w:sz w:val="18"/>
+              </w:rPr>
               <w:t xml:space="preserve">"I already renewed."</w:t>
             </w:r>
           </w:p>
@@ -2613,25 +3136,39 @@
           <w:p>
             <w:pPr>
               <w:pStyle w:val="Compact"/>
-              <w:jc w:val="left"/>
-            </w:pPr>
-            <w:r>
+              <w:spacing w:before="20" w:after="20"/>
+              <w:jc w:val="left"/>
+            </w:pPr>
+            <w:r>
+              <w:rPr>
+                <w:sz w:val="18"/>
+              </w:rPr>
               <w:t xml:space="preserve">Thank them. Ask which insurer and the new expiry date. Record</w:t>
             </w:r>
             <w:r>
+              <w:rPr>
+                <w:sz w:val="18"/>
+              </w:rPr>
               <w:t xml:space="preserve"> </w:t>
             </w:r>
             <w:r>
               <w:rPr>
                 <w:bCs/>
                 <w:b/>
+                <w:sz w:val="18"/>
               </w:rPr>
               <w:t xml:space="preserve">Lost</w:t>
             </w:r>
             <w:r>
+              <w:rPr>
+                <w:sz w:val="18"/>
+              </w:rPr>
               <w:t xml:space="preserve"> </w:t>
             </w:r>
             <w:r>
+              <w:rPr>
+                <w:sz w:val="18"/>
+              </w:rPr>
               <w:t xml:space="preserve">with the details.</w:t>
             </w:r>
           </w:p>
@@ -2641,9 +3178,13 @@
           <w:p>
             <w:pPr>
               <w:pStyle w:val="Compact"/>
-              <w:jc w:val="left"/>
-            </w:pPr>
-            <w:r>
+              <w:spacing w:before="20" w:after="20"/>
+              <w:jc w:val="left"/>
+            </w:pPr>
+            <w:r>
+              <w:rPr>
+                <w:sz w:val="18"/>
+              </w:rPr>
               <w:t xml:space="preserve">Argue</w:t>
             </w:r>
           </w:p>
@@ -2655,9 +3196,13 @@
           <w:p>
             <w:pPr>
               <w:pStyle w:val="Compact"/>
-              <w:jc w:val="left"/>
-            </w:pPr>
-            <w:r>
+              <w:spacing w:before="20" w:after="20"/>
+              <w:jc w:val="left"/>
+            </w:pPr>
+            <w:r>
+              <w:rPr>
+                <w:sz w:val="18"/>
+              </w:rPr>
               <w:t xml:space="preserve">"Call me later."</w:t>
             </w:r>
           </w:p>
@@ -2667,25 +3212,39 @@
           <w:p>
             <w:pPr>
               <w:pStyle w:val="Compact"/>
-              <w:jc w:val="left"/>
-            </w:pPr>
-            <w:r>
+              <w:spacing w:before="20" w:after="20"/>
+              <w:jc w:val="left"/>
+            </w:pPr>
+            <w:r>
+              <w:rPr>
+                <w:sz w:val="18"/>
+              </w:rPr>
               <w:t xml:space="preserve">Agree on a time and record</w:t>
             </w:r>
             <w:r>
+              <w:rPr>
+                <w:sz w:val="18"/>
+              </w:rPr>
               <w:t xml:space="preserve"> </w:t>
             </w:r>
             <w:r>
               <w:rPr>
                 <w:bCs/>
                 <w:b/>
+                <w:sz w:val="18"/>
               </w:rPr>
               <w:t xml:space="preserve">Callback</w:t>
             </w:r>
             <w:r>
+              <w:rPr>
+                <w:sz w:val="18"/>
+              </w:rPr>
               <w:t xml:space="preserve"> </w:t>
             </w:r>
             <w:r>
+              <w:rPr>
+                <w:sz w:val="18"/>
+              </w:rPr>
               <w:t xml:space="preserve">with a note</w:t>
             </w:r>
           </w:p>
@@ -2695,9 +3254,13 @@
           <w:p>
             <w:pPr>
               <w:pStyle w:val="Compact"/>
-              <w:jc w:val="left"/>
-            </w:pPr>
-            <w:r>
+              <w:spacing w:before="20" w:after="20"/>
+              <w:jc w:val="left"/>
+            </w:pPr>
+            <w:r>
+              <w:rPr>
+                <w:sz w:val="18"/>
+              </w:rPr>
               <w:t xml:space="preserve">Call outside 08:00–20:00</w:t>
             </w:r>
           </w:p>
@@ -2709,9 +3272,13 @@
           <w:p>
             <w:pPr>
               <w:pStyle w:val="Compact"/>
-              <w:jc w:val="left"/>
-            </w:pPr>
-            <w:r>
+              <w:spacing w:before="20" w:after="20"/>
+              <w:jc w:val="left"/>
+            </w:pPr>
+            <w:r>
+              <w:rPr>
+                <w:sz w:val="18"/>
+              </w:rPr>
               <w:t xml:space="preserve">"Don't call me again."</w:t>
             </w:r>
           </w:p>
@@ -2721,9 +3288,13 @@
           <w:p>
             <w:pPr>
               <w:pStyle w:val="Compact"/>
-              <w:jc w:val="left"/>
-            </w:pPr>
-            <w:r>
+              <w:spacing w:before="20" w:after="20"/>
+              <w:jc w:val="left"/>
+            </w:pPr>
+            <w:r>
+              <w:rPr>
+                <w:sz w:val="18"/>
+              </w:rPr>
               <w:t xml:space="preserve">Apologise, confirm, and tell your supervisor to record the opt-out. The customer can also turn off calls in the app's consent centre.</w:t>
             </w:r>
           </w:p>
@@ -2733,9 +3304,13 @@
           <w:p>
             <w:pPr>
               <w:pStyle w:val="Compact"/>
-              <w:jc w:val="left"/>
-            </w:pPr>
-            <w:r>
+              <w:spacing w:before="20" w:after="20"/>
+              <w:jc w:val="left"/>
+            </w:pPr>
+            <w:r>
+              <w:rPr>
+                <w:sz w:val="18"/>
+              </w:rPr>
               <w:t xml:space="preserve">Continue the call</w:t>
             </w:r>
           </w:p>
@@ -2747,9 +3322,13 @@
           <w:p>
             <w:pPr>
               <w:pStyle w:val="Compact"/>
-              <w:jc w:val="left"/>
-            </w:pPr>
-            <w:r>
+              <w:spacing w:before="20" w:after="20"/>
+              <w:jc w:val="left"/>
+            </w:pPr>
+            <w:r>
+              <w:rPr>
+                <w:sz w:val="18"/>
+              </w:rPr>
               <w:t xml:space="preserve">"You've got the wrong person / I sold the car."</w:t>
             </w:r>
           </w:p>
@@ -2759,25 +3338,39 @@
           <w:p>
             <w:pPr>
               <w:pStyle w:val="Compact"/>
-              <w:jc w:val="left"/>
-            </w:pPr>
-            <w:r>
+              <w:spacing w:before="20" w:after="20"/>
+              <w:jc w:val="left"/>
+            </w:pPr>
+            <w:r>
+              <w:rPr>
+                <w:sz w:val="18"/>
+              </w:rPr>
               <w:t xml:space="preserve">Apologise, end the call, record</w:t>
             </w:r>
             <w:r>
+              <w:rPr>
+                <w:sz w:val="18"/>
+              </w:rPr>
               <w:t xml:space="preserve"> </w:t>
             </w:r>
             <w:r>
               <w:rPr>
                 <w:bCs/>
                 <w:b/>
+                <w:sz w:val="18"/>
               </w:rPr>
               <w:t xml:space="preserve">Lost</w:t>
             </w:r>
             <w:r>
+              <w:rPr>
+                <w:sz w:val="18"/>
+              </w:rPr>
               <w:t xml:space="preserve"> </w:t>
             </w:r>
             <w:r>
+              <w:rPr>
+                <w:sz w:val="18"/>
+              </w:rPr>
               <w:t xml:space="preserve">with "wrong person"</w:t>
             </w:r>
           </w:p>
@@ -2787,9 +3380,13 @@
           <w:p>
             <w:pPr>
               <w:pStyle w:val="Compact"/>
-              <w:jc w:val="left"/>
-            </w:pPr>
-            <w:r>
+              <w:spacing w:before="20" w:after="20"/>
+              <w:jc w:val="left"/>
+            </w:pPr>
+            <w:r>
+              <w:rPr>
+                <w:sz w:val="18"/>
+              </w:rPr>
               <w:t xml:space="preserve">Reveal any vehicle details</w:t>
             </w:r>
           </w:p>
@@ -2817,7 +3414,7 @@
       <w:pPr>
         <w:numPr>
           <w:ilvl w:val="0"/>
-          <w:numId w:val="1012"/>
+          <w:numId w:val="1011"/>
         </w:numPr>
         <w:pStyle w:val="Compact"/>
       </w:pPr>
@@ -2845,7 +3442,7 @@
       <w:pPr>
         <w:numPr>
           <w:ilvl w:val="0"/>
-          <w:numId w:val="1012"/>
+          <w:numId w:val="1011"/>
         </w:numPr>
         <w:pStyle w:val="Compact"/>
       </w:pPr>
@@ -2873,7 +3470,7 @@
       <w:pPr>
         <w:numPr>
           <w:ilvl w:val="0"/>
-          <w:numId w:val="1012"/>
+          <w:numId w:val="1011"/>
         </w:numPr>
         <w:pStyle w:val="Compact"/>
       </w:pPr>
@@ -2898,7 +3495,7 @@
       <w:pPr>
         <w:numPr>
           <w:ilvl w:val="0"/>
-          <w:numId w:val="1012"/>
+          <w:numId w:val="1011"/>
         </w:numPr>
         <w:pStyle w:val="Compact"/>
       </w:pPr>
@@ -2940,12 +3537,14 @@
           <w:p>
             <w:pPr>
               <w:pStyle w:val="Compact"/>
+              <w:spacing w:before="20" w:after="20"/>
               <w:jc w:val="left"/>
             </w:pPr>
             <w:r>
               <w:rPr>
                 <w:b/>
                 <w:color w:val="FFFFFF"/>
+                <w:sz w:val="18"/>
               </w:rPr>
               <w:t xml:space="preserve">Problem</w:t>
             </w:r>
@@ -2958,12 +3557,14 @@
           <w:p>
             <w:pPr>
               <w:pStyle w:val="Compact"/>
+              <w:spacing w:before="20" w:after="20"/>
               <w:jc w:val="left"/>
             </w:pPr>
             <w:r>
               <w:rPr>
                 <w:b/>
                 <w:color w:val="FFFFFF"/>
+                <w:sz w:val="18"/>
               </w:rPr>
               <w:t xml:space="preserve">Cause</w:t>
             </w:r>
@@ -2976,12 +3577,14 @@
           <w:p>
             <w:pPr>
               <w:pStyle w:val="Compact"/>
+              <w:spacing w:before="20" w:after="20"/>
               <w:jc w:val="left"/>
             </w:pPr>
             <w:r>
               <w:rPr>
                 <w:b/>
                 <w:color w:val="FFFFFF"/>
+                <w:sz w:val="18"/>
               </w:rPr>
               <w:t xml:space="preserve">Fix</w:t>
             </w:r>
@@ -2994,9 +3597,13 @@
           <w:p>
             <w:pPr>
               <w:pStyle w:val="Compact"/>
-              <w:jc w:val="left"/>
-            </w:pPr>
-            <w:r>
+              <w:spacing w:before="20" w:after="20"/>
+              <w:jc w:val="left"/>
+            </w:pPr>
+            <w:r>
+              <w:rPr>
+                <w:sz w:val="18"/>
+              </w:rPr>
               <w:t xml:space="preserve">I can't see a handoff my colleague mentioned</w:t>
             </w:r>
           </w:p>
@@ -3006,9 +3613,13 @@
           <w:p>
             <w:pPr>
               <w:pStyle w:val="Compact"/>
-              <w:jc w:val="left"/>
-            </w:pPr>
-            <w:r>
+              <w:spacing w:before="20" w:after="20"/>
+              <w:jc w:val="left"/>
+            </w:pPr>
+            <w:r>
+              <w:rPr>
+                <w:sz w:val="18"/>
+              </w:rPr>
               <w:t xml:space="preserve">It's claimed by someone else or in another region</w:t>
             </w:r>
           </w:p>
@@ -3018,9 +3629,13 @@
           <w:p>
             <w:pPr>
               <w:pStyle w:val="Compact"/>
-              <w:jc w:val="left"/>
-            </w:pPr>
-            <w:r>
+              <w:spacing w:before="20" w:after="20"/>
+              <w:jc w:val="left"/>
+            </w:pPr>
+            <w:r>
+              <w:rPr>
+                <w:sz w:val="18"/>
+              </w:rPr>
               <w:t xml:space="preserve">Ask your supervisor to reassign it</w:t>
             </w:r>
           </w:p>
@@ -3032,9 +3647,13 @@
           <w:p>
             <w:pPr>
               <w:pStyle w:val="Compact"/>
-              <w:jc w:val="left"/>
-            </w:pPr>
-            <w:r>
+              <w:spacing w:before="20" w:after="20"/>
+              <w:jc w:val="left"/>
+            </w:pPr>
+            <w:r>
+              <w:rPr>
+                <w:sz w:val="18"/>
+              </w:rPr>
               <w:t xml:space="preserve">"Policy agent_own_handoffs denies update…"</w:t>
             </w:r>
           </w:p>
@@ -3044,9 +3663,13 @@
           <w:p>
             <w:pPr>
               <w:pStyle w:val="Compact"/>
-              <w:jc w:val="left"/>
-            </w:pPr>
-            <w:r>
+              <w:spacing w:before="20" w:after="20"/>
+              <w:jc w:val="left"/>
+            </w:pPr>
+            <w:r>
+              <w:rPr>
+                <w:sz w:val="18"/>
+              </w:rPr>
               <w:t xml:space="preserve">The handoff is assigned to another agent</w:t>
             </w:r>
           </w:p>
@@ -3056,9 +3679,13 @@
           <w:p>
             <w:pPr>
               <w:pStyle w:val="Compact"/>
-              <w:jc w:val="left"/>
-            </w:pPr>
-            <w:r>
+              <w:spacing w:before="20" w:after="20"/>
+              <w:jc w:val="left"/>
+            </w:pPr>
+            <w:r>
+              <w:rPr>
+                <w:sz w:val="18"/>
+              </w:rPr>
               <w:t xml:space="preserve">Supervisor reassigns</w:t>
             </w:r>
           </w:p>
@@ -3070,9 +3697,13 @@
           <w:p>
             <w:pPr>
               <w:pStyle w:val="Compact"/>
-              <w:jc w:val="left"/>
-            </w:pPr>
-            <w:r>
+              <w:spacing w:before="20" w:after="20"/>
+              <w:jc w:val="left"/>
+            </w:pPr>
+            <w:r>
+              <w:rPr>
+                <w:sz w:val="18"/>
+              </w:rPr>
               <w:t xml:space="preserve">"Cannot move handoff from won to …"</w:t>
             </w:r>
           </w:p>
@@ -3082,9 +3713,13 @@
           <w:p>
             <w:pPr>
               <w:pStyle w:val="Compact"/>
-              <w:jc w:val="left"/>
-            </w:pPr>
-            <w:r>
+              <w:spacing w:before="20" w:after="20"/>
+              <w:jc w:val="left"/>
+            </w:pPr>
+            <w:r>
+              <w:rPr>
+                <w:sz w:val="18"/>
+              </w:rPr>
               <w:t xml:space="preserve">Won and lost are final</w:t>
             </w:r>
           </w:p>
@@ -3094,9 +3729,13 @@
           <w:p>
             <w:pPr>
               <w:pStyle w:val="Compact"/>
-              <w:jc w:val="left"/>
-            </w:pPr>
-            <w:r>
+              <w:spacing w:before="20" w:after="20"/>
+              <w:jc w:val="left"/>
+            </w:pPr>
+            <w:r>
+              <w:rPr>
+                <w:sz w:val="18"/>
+              </w:rPr>
               <w:t xml:space="preserve">Ask your supervisor if it was a mistake</w:t>
             </w:r>
           </w:p>
@@ -3108,9 +3747,13 @@
           <w:p>
             <w:pPr>
               <w:pStyle w:val="Compact"/>
-              <w:jc w:val="left"/>
-            </w:pPr>
-            <w:r>
+              <w:spacing w:before="20" w:after="20"/>
+              <w:jc w:val="left"/>
+            </w:pPr>
+            <w:r>
+              <w:rPr>
+                <w:sz w:val="18"/>
+              </w:rPr>
               <w:t xml:space="preserve">"Customer is on the do-not-contact list" when starting a voice session</w:t>
             </w:r>
           </w:p>
@@ -3120,9 +3763,13 @@
           <w:p>
             <w:pPr>
               <w:pStyle w:val="Compact"/>
-              <w:jc w:val="left"/>
-            </w:pPr>
-            <w:r>
+              <w:spacing w:before="20" w:after="20"/>
+              <w:jc w:val="left"/>
+            </w:pPr>
+            <w:r>
+              <w:rPr>
+                <w:sz w:val="18"/>
+              </w:rPr>
               <w:t xml:space="preserve">Customer opted out</w:t>
             </w:r>
           </w:p>
@@ -3132,9 +3779,13 @@
           <w:p>
             <w:pPr>
               <w:pStyle w:val="Compact"/>
-              <w:jc w:val="left"/>
-            </w:pPr>
-            <w:r>
+              <w:spacing w:before="20" w:after="20"/>
+              <w:jc w:val="left"/>
+            </w:pPr>
+            <w:r>
+              <w:rPr>
+                <w:sz w:val="18"/>
+              </w:rPr>
               <w:t xml:space="preserve">Do not contact</w:t>
             </w:r>
           </w:p>
@@ -3146,9 +3797,13 @@
           <w:p>
             <w:pPr>
               <w:pStyle w:val="Compact"/>
-              <w:jc w:val="left"/>
-            </w:pPr>
-            <w:r>
+              <w:spacing w:before="20" w:after="20"/>
+              <w:jc w:val="left"/>
+            </w:pPr>
+            <w:r>
+              <w:rPr>
+                <w:sz w:val="18"/>
+              </w:rPr>
               <w:t xml:space="preserve">"Quote expired — please re-quote"</w:t>
             </w:r>
           </w:p>
@@ -3158,9 +3813,13 @@
           <w:p>
             <w:pPr>
               <w:pStyle w:val="Compact"/>
-              <w:jc w:val="left"/>
-            </w:pPr>
-            <w:r>
+              <w:spacing w:before="20" w:after="20"/>
+              <w:jc w:val="left"/>
+            </w:pPr>
+            <w:r>
+              <w:rPr>
+                <w:sz w:val="18"/>
+              </w:rPr>
               <w:t xml:space="preserve">More than 24 h since the quote</w:t>
             </w:r>
           </w:p>
@@ -3170,25 +3829,39 @@
           <w:p>
             <w:pPr>
               <w:pStyle w:val="Compact"/>
-              <w:jc w:val="left"/>
-            </w:pPr>
-            <w:r>
+              <w:spacing w:before="20" w:after="20"/>
+              <w:jc w:val="left"/>
+            </w:pPr>
+            <w:r>
+              <w:rPr>
+                <w:sz w:val="18"/>
+              </w:rPr>
               <w:t xml:space="preserve">Select</w:t>
             </w:r>
             <w:r>
+              <w:rPr>
+                <w:sz w:val="18"/>
+              </w:rPr>
               <w:t xml:space="preserve"> </w:t>
             </w:r>
             <w:r>
               <w:rPr>
                 <w:bCs/>
                 <w:b/>
+                <w:sz w:val="18"/>
               </w:rPr>
               <w:t xml:space="preserve">Get quote</w:t>
             </w:r>
             <w:r>
+              <w:rPr>
+                <w:sz w:val="18"/>
+              </w:rPr>
               <w:t xml:space="preserve"> </w:t>
             </w:r>
             <w:r>
+              <w:rPr>
+                <w:sz w:val="18"/>
+              </w:rPr>
               <w:t xml:space="preserve">again</w:t>
             </w:r>
           </w:p>
@@ -3200,9 +3873,13 @@
           <w:p>
             <w:pPr>
               <w:pStyle w:val="Compact"/>
-              <w:jc w:val="left"/>
-            </w:pPr>
-            <w:r>
+              <w:spacing w:before="20" w:after="20"/>
+              <w:jc w:val="left"/>
+            </w:pPr>
+            <w:r>
+              <w:rPr>
+                <w:sz w:val="18"/>
+              </w:rPr>
               <w:t xml:space="preserve">"TNDS_MOTORBIKE is not sold on channel telesales"</w:t>
             </w:r>
           </w:p>
@@ -3212,9 +3889,13 @@
           <w:p>
             <w:pPr>
               <w:pStyle w:val="Compact"/>
-              <w:jc w:val="left"/>
-            </w:pPr>
-            <w:r>
+              <w:spacing w:before="20" w:after="20"/>
+              <w:jc w:val="left"/>
+            </w:pPr>
+            <w:r>
+              <w:rPr>
+                <w:sz w:val="18"/>
+              </w:rPr>
               <w:t xml:space="preserve">Motorbike TNDS is app/Zalo only</w:t>
             </w:r>
           </w:p>
@@ -3224,9 +3905,13 @@
           <w:p>
             <w:pPr>
               <w:pStyle w:val="Compact"/>
-              <w:jc w:val="left"/>
-            </w:pPr>
-            <w:r>
+              <w:spacing w:before="20" w:after="20"/>
+              <w:jc w:val="left"/>
+            </w:pPr>
+            <w:r>
+              <w:rPr>
+                <w:sz w:val="18"/>
+              </w:rPr>
               <w:t xml:space="preserve">Send the app link</w:t>
             </w:r>
           </w:p>
@@ -3238,9 +3923,13 @@
           <w:p>
             <w:pPr>
               <w:pStyle w:val="Compact"/>
-              <w:jc w:val="left"/>
-            </w:pPr>
-            <w:r>
+              <w:spacing w:before="20" w:after="20"/>
+              <w:jc w:val="left"/>
+            </w:pPr>
+            <w:r>
+              <w:rPr>
+                <w:sz w:val="18"/>
+              </w:rPr>
               <w:t xml:space="preserve">"Sum insured exceeds the online limit — refer to underwriter"</w:t>
             </w:r>
           </w:p>
@@ -3250,9 +3939,13 @@
           <w:p>
             <w:pPr>
               <w:pStyle w:val="Compact"/>
-              <w:jc w:val="left"/>
-            </w:pPr>
-            <w:r>
+              <w:spacing w:before="20" w:after="20"/>
+              <w:jc w:val="left"/>
+            </w:pPr>
+            <w:r>
+              <w:rPr>
+                <w:sz w:val="18"/>
+              </w:rPr>
               <w:t xml:space="preserve">Physical damage value above the online limit</w:t>
             </w:r>
           </w:p>
@@ -3262,9 +3955,13 @@
           <w:p>
             <w:pPr>
               <w:pStyle w:val="Compact"/>
-              <w:jc w:val="left"/>
-            </w:pPr>
-            <w:r>
+              <w:spacing w:before="20" w:after="20"/>
+              <w:jc w:val="left"/>
+            </w:pPr>
+            <w:r>
+              <w:rPr>
+                <w:sz w:val="18"/>
+              </w:rPr>
               <w:t xml:space="preserve">Refer to underwriting</w:t>
             </w:r>
           </w:p>
@@ -3276,34 +3973,122 @@
           <w:p>
             <w:pPr>
               <w:pStyle w:val="Compact"/>
-              <w:jc w:val="left"/>
-            </w:pPr>
-            <w:r>
-              <w:t xml:space="preserve">"Upstream service unavailable" on issue</w:t>
-            </w:r>
-          </w:p>
-        </w:tc>
-        <w:tc>
-          <w:tcPr/>
-          <w:p>
-            <w:pPr>
-              <w:pStyle w:val="Compact"/>
-              <w:jc w:val="left"/>
-            </w:pPr>
-            <w:r>
-              <w:t xml:space="preserve">Wallet or TASCO core temporarily down</w:t>
-            </w:r>
-          </w:p>
-        </w:tc>
-        <w:tc>
-          <w:tcPr/>
-          <w:p>
-            <w:pPr>
-              <w:pStyle w:val="Compact"/>
-              <w:jc w:val="left"/>
-            </w:pPr>
-            <w:r>
-              <w:t xml:space="preserve">Nothing was completed. Try again later or send the link.</w:t>
+              <w:spacing w:before="20" w:after="20"/>
+              <w:jc w:val="left"/>
+            </w:pPr>
+            <w:r>
+              <w:rPr>
+                <w:sz w:val="18"/>
+              </w:rPr>
+              <w:t xml:space="preserve">"Upstream service unavailable" when sending</w:t>
+            </w:r>
+          </w:p>
+        </w:tc>
+        <w:tc>
+          <w:tcPr/>
+          <w:p>
+            <w:pPr>
+              <w:pStyle w:val="Compact"/>
+              <w:spacing w:before="20" w:after="20"/>
+              <w:jc w:val="left"/>
+            </w:pPr>
+            <w:r>
+              <w:rPr>
+                <w:sz w:val="18"/>
+              </w:rPr>
+              <w:t xml:space="preserve">A messaging channel is temporarily down</w:t>
+            </w:r>
+          </w:p>
+        </w:tc>
+        <w:tc>
+          <w:tcPr/>
+          <w:p>
+            <w:pPr>
+              <w:pStyle w:val="Compact"/>
+              <w:spacing w:before="20" w:after="20"/>
+              <w:jc w:val="left"/>
+            </w:pPr>
+            <w:r>
+              <w:rPr>
+                <w:sz w:val="18"/>
+              </w:rPr>
+              <w:t xml:space="preserve">Try again later. The "Sent to customer" message lists each channel's status.</w:t>
+            </w:r>
+          </w:p>
+        </w:tc>
+      </w:tr>
+      <w:tr>
+        <w:tc>
+          <w:tcPr/>
+          <w:p>
+            <w:pPr>
+              <w:pStyle w:val="Compact"/>
+              <w:spacing w:before="20" w:after="20"/>
+              <w:jc w:val="left"/>
+            </w:pPr>
+            <w:r>
+              <w:rPr>
+                <w:sz w:val="18"/>
+              </w:rPr>
+              <w:t xml:space="preserve">"Quote is …" when sending</w:t>
+            </w:r>
+          </w:p>
+        </w:tc>
+        <w:tc>
+          <w:tcPr/>
+          <w:p>
+            <w:pPr>
+              <w:pStyle w:val="Compact"/>
+              <w:spacing w:before="20" w:after="20"/>
+              <w:jc w:val="left"/>
+            </w:pPr>
+            <w:r>
+              <w:rPr>
+                <w:sz w:val="18"/>
+              </w:rPr>
+              <w:t xml:space="preserve">The quote was already paid, expired or is being paid</w:t>
+            </w:r>
+          </w:p>
+        </w:tc>
+        <w:tc>
+          <w:tcPr/>
+          <w:p>
+            <w:pPr>
+              <w:pStyle w:val="Compact"/>
+              <w:spacing w:before="20" w:after="20"/>
+              <w:jc w:val="left"/>
+            </w:pPr>
+            <w:r>
+              <w:rPr>
+                <w:sz w:val="18"/>
+              </w:rPr>
+              <w:t xml:space="preserve">Check the</w:t>
+            </w:r>
+            <w:r>
+              <w:rPr>
+                <w:sz w:val="18"/>
+              </w:rPr>
+              <w:t xml:space="preserve"> </w:t>
+            </w:r>
+            <w:r>
+              <w:rPr>
+                <w:bCs/>
+                <w:b/>
+                <w:sz w:val="18"/>
+              </w:rPr>
+              <w:t xml:space="preserve">Policies</w:t>
+            </w:r>
+            <w:r>
+              <w:rPr>
+                <w:sz w:val="18"/>
+              </w:rPr>
+              <w:t xml:space="preserve"> </w:t>
+            </w:r>
+            <w:r>
+              <w:rPr>
+                <w:sz w:val="18"/>
+              </w:rPr>
+              <w:t xml:space="preserve">card. Re-quote if needed.</w:t>
             </w:r>
           </w:p>
         </w:tc>
@@ -3324,7 +4109,7 @@
           <w:rPr>
             <w:rStyle w:val="Hyperlink"/>
           </w:rPr>
-          <w:t xml:space="preserve">Supervisor manual</w:t>
+          <w:t xml:space="preserve">Telesales Supervisor Manual</w:t>
         </w:r>
       </w:hyperlink>
       <w:r>
@@ -3369,7 +4154,7 @@
     </w:pPr>
     <w:r>
       <w:rPr>
-        <w:rFonts w:ascii="Arial" w:hAnsi="Arial"/>
+        <w:rFonts w:ascii="Calibri" w:hAnsi="Calibri"/>
         <w:sz w:val="16"/>
       </w:rPr>
       <w:t xml:space="preserve">Prepared by iorta TechNXT · Confidential · Page </w:t>
@@ -3414,7 +4199,7 @@
     </w:pPr>
     <w:r>
       <w:rPr>
-        <w:rFonts w:ascii="Arial" w:hAnsi="Arial"/>
+        <w:rFonts w:ascii="Calibri" w:hAnsi="Calibri"/>
         <w:color w:val="213368"/>
         <w:sz w:val="16"/>
       </w:rPr>
@@ -3886,36 +4671,6 @@
     </w:lvlOverride>
   </w:num>
   <w:num w:numId="1011">
-    <w:abstractNumId w:val="99411"/>
-    <w:lvlOverride w:ilvl="0">
-      <w:startOverride w:val="1"/>
-    </w:lvlOverride>
-    <w:lvlOverride w:ilvl="1">
-      <w:startOverride w:val="1"/>
-    </w:lvlOverride>
-    <w:lvlOverride w:ilvl="2">
-      <w:startOverride w:val="1"/>
-    </w:lvlOverride>
-    <w:lvlOverride w:ilvl="3">
-      <w:startOverride w:val="1"/>
-    </w:lvlOverride>
-    <w:lvlOverride w:ilvl="4">
-      <w:startOverride w:val="1"/>
-    </w:lvlOverride>
-    <w:lvlOverride w:ilvl="5">
-      <w:startOverride w:val="1"/>
-    </w:lvlOverride>
-    <w:lvlOverride w:ilvl="6">
-      <w:startOverride w:val="1"/>
-    </w:lvlOverride>
-    <w:lvlOverride w:ilvl="7">
-      <w:startOverride w:val="1"/>
-    </w:lvlOverride>
-    <w:lvlOverride w:ilvl="8">
-      <w:startOverride w:val="1"/>
-    </w:lvlOverride>
-  </w:num>
-  <w:num w:numId="1012">
     <w:abstractNumId w:val="991"/>
   </w:num>
 </w:numbering>
@@ -3943,9 +4698,9 @@
     <w:name w:val="Normal"/>
     <w:qFormat/>
     <w:rPr>
-      <w:rFonts w:ascii="Arial" w:cs="Arial" w:eastAsia="Arial" w:hAnsi="Arial"/>
+      <w:rFonts w:ascii="Calibri" w:cs="Calibri" w:eastAsia="Calibri" w:hAnsi="Calibri"/>
       <w:color w:val="121A33"/>
-      <w:sz w:val="21"/>
+      <w:sz w:val="22"/>
     </w:rPr>
   </w:style>
   <w:style w:styleId="BodyText" w:type="paragraph">
@@ -3957,9 +4712,9 @@
     </w:pPr>
     <w:qFormat/>
     <w:rPr>
-      <w:rFonts w:ascii="Arial" w:cs="Arial" w:eastAsia="Arial" w:hAnsi="Arial"/>
+      <w:rFonts w:ascii="Calibri" w:cs="Calibri" w:eastAsia="Calibri" w:hAnsi="Calibri"/>
       <w:color w:val="121A33"/>
-      <w:sz w:val="21"/>
+      <w:sz w:val="22"/>
     </w:rPr>
   </w:style>
   <w:style w:customStyle="1" w:styleId="FirstParagraph" w:type="paragraph">
@@ -3968,9 +4723,9 @@
     <w:next w:val="BodyText"/>
     <w:qFormat/>
     <w:rPr>
-      <w:rFonts w:ascii="Arial" w:cs="Arial" w:eastAsia="Arial" w:hAnsi="Arial"/>
+      <w:rFonts w:ascii="Calibri" w:cs="Calibri" w:eastAsia="Calibri" w:hAnsi="Calibri"/>
       <w:color w:val="121A33"/>
-      <w:sz w:val="21"/>
+      <w:sz w:val="22"/>
     </w:rPr>
   </w:style>
   <w:style w:customStyle="1" w:styleId="Compact" w:type="paragraph">
@@ -3981,9 +4736,9 @@
       <w:spacing w:after="36" w:before="36"/>
     </w:pPr>
     <w:rPr>
-      <w:rFonts w:ascii="Arial" w:cs="Arial" w:eastAsia="Arial" w:hAnsi="Arial"/>
+      <w:rFonts w:ascii="Calibri" w:cs="Calibri" w:eastAsia="Calibri" w:hAnsi="Calibri"/>
       <w:color w:val="121A33"/>
-      <w:sz w:val="21"/>
+      <w:sz w:val="22"/>
     </w:rPr>
   </w:style>
   <w:style w:styleId="Title" w:type="paragraph">
@@ -3998,11 +4753,11 @@
       <w:jc w:val="center"/>
     </w:pPr>
     <w:rPr>
-      <w:rFonts w:ascii="Arial" w:asciiTheme="majorHAnsi" w:cs="Arial" w:cstheme="majorBidi" w:eastAsia="Arial" w:eastAsiaTheme="majorEastAsia" w:hAnsi="Arial" w:hAnsiTheme="majorHAnsi"/>
+      <w:rFonts w:ascii="Calibri" w:asciiTheme="majorHAnsi" w:cs="Calibri" w:cstheme="majorBidi" w:eastAsia="Calibri" w:eastAsiaTheme="majorEastAsia" w:hAnsi="Calibri" w:hAnsiTheme="majorHAnsi"/>
       <w:b/>
       <w:bCs/>
       <w:color w:val="213368"/>
-      <w:sz w:val="48"/>
+      <w:sz w:val="52"/>
       <w:szCs w:val="36"/>
     </w:rPr>
   </w:style>
@@ -4018,7 +4773,7 @@
       <w:jc w:val="center"/>
     </w:pPr>
     <w:rPr>
-      <w:rFonts w:ascii="Arial" w:cs="Arial" w:eastAsia="Arial" w:hAnsi="Arial"/>
+      <w:rFonts w:ascii="Calibri" w:cs="Calibri" w:eastAsia="Calibri" w:hAnsi="Calibri"/>
       <w:b w:val="0"/>
       <w:color w:val="0B6B66"/>
       <w:sz w:val="26"/>
@@ -4287,9 +5042,9 @@
       <w:ind w:firstLine="0" w:left="480" w:right="480"/>
     </w:pPr>
     <w:rPr>
-      <w:rFonts w:ascii="Arial" w:cs="Arial" w:eastAsia="Arial" w:hAnsi="Arial"/>
+      <w:rFonts w:ascii="Calibri" w:cs="Calibri" w:eastAsia="Calibri" w:hAnsi="Calibri"/>
       <w:color w:val="121A33"/>
-      <w:sz w:val="21"/>
+      <w:sz w:val="22"/>
     </w:rPr>
   </w:style>
   <w:style w:styleId="FootnoteText" w:type="paragraph">
@@ -4312,7 +5067,7 @@
     <w:unhideWhenUsed/>
     <w:qFormat/>
     <w:rPr>
-      <w:rFonts w:ascii="Arial" w:cs="Arial" w:eastAsia="Arial" w:hAnsi="Arial"/>
+      <w:rFonts w:ascii="Calibri" w:cs="Calibri" w:eastAsia="Calibri" w:hAnsi="Calibri"/>
       <w:sz w:val="18"/>
     </w:rPr>
     <w:tblPr>
@@ -4408,7 +5163,8 @@
     <w:basedOn w:val="BodyTextChar"/>
     <w:rPr>
       <w:rFonts w:ascii="Consolas" w:cs="Consolas" w:eastAsia="Consolas" w:hAnsi="Consolas"/>
-      <w:sz w:val="17"/>
+      <w:color w:val="2A3A6E"/>
+      <w:sz w:val="18"/>
     </w:rPr>
   </w:style>
   <w:style w:customStyle="1" w:styleId="SectionNumber" w:type="character">
